--- a/Documentation/Iteration01/Technical Report.docx
+++ b/Documentation/Iteration01/Technical Report.docx
@@ -405,7 +405,6 @@
         </w:rPr>
         <w:t xml:space="preserve"> </w:t>
       </w:r>
-      <w:proofErr w:type="spellStart"/>
       <w:r>
         <w:rPr>
           <w:rFonts w:ascii="Times" w:eastAsia="Times New Roman" w:hAnsi="Times" w:cs="Times"/>
@@ -419,7 +418,6 @@
         </w:rPr>
         <w:t>Glossary</w:t>
       </w:r>
-      <w:proofErr w:type="spellEnd"/>
     </w:p>
     <w:p>
       <w:pPr>
@@ -463,7 +461,6 @@
         </w:rPr>
         <w:t xml:space="preserve">A person who uses the system to search for hotels, make reservations, and leave comments/reviews. </w:t>
       </w:r>
-      <w:proofErr w:type="spellStart"/>
       <w:r>
         <w:rPr>
           <w:rFonts w:ascii="Times" w:eastAsia="Times New Roman" w:hAnsi="Times" w:cs="Times"/>
@@ -473,10 +470,16 @@
           <w:lang w:eastAsia="pt-PT"/>
           <w14:ligatures w14:val="none"/>
         </w:rPr>
-        <w:t>Each</w:t>
+        <w:t>Each client has an associated name, email, and password.</w:t>
       </w:r>
-      <w:proofErr w:type="spellEnd"/>
-      <w:r>
+    </w:p>
+    <w:p>
+      <w:pPr>
+        <w:numPr>
+          <w:ilvl w:val="0"/>
+          <w:numId w:val="2"/>
+        </w:numPr>
+        <w:spacing w:before="100" w:beforeAutospacing="1" w:after="100" w:afterAutospacing="1" w:line="240" w:lineRule="auto"/>
         <w:rPr>
           <w:rFonts w:ascii="Times" w:eastAsia="Times New Roman" w:hAnsi="Times" w:cs="Times"/>
           <w:kern w:val="0"/>
@@ -485,9 +488,31 @@
           <w:lang w:eastAsia="pt-PT"/>
           <w14:ligatures w14:val="none"/>
         </w:rPr>
-        <w:t xml:space="preserve"> </w:t>
+      </w:pPr>
+      <w:r>
+        <w:rPr>
+          <w:rFonts w:ascii="Times" w:eastAsia="Times New Roman" w:hAnsi="Times" w:cs="Times"/>
+          <w:b/>
+          <w:bCs/>
+          <w:kern w:val="0"/>
+          <w:sz w:val="18"/>
+          <w:szCs w:val="18"/>
+          <w:lang w:val="en-US" w:eastAsia="pt-PT"/>
+          <w14:ligatures w14:val="none"/>
+        </w:rPr>
+        <w:t xml:space="preserve">Hotel – </w:t>
       </w:r>
-      <w:proofErr w:type="spellStart"/>
+      <w:r>
+        <w:rPr>
+          <w:rFonts w:ascii="Times" w:eastAsia="Times New Roman" w:hAnsi="Times" w:cs="Times"/>
+          <w:kern w:val="0"/>
+          <w:sz w:val="18"/>
+          <w:szCs w:val="18"/>
+          <w:lang w:val="en-US" w:eastAsia="pt-PT"/>
+          <w14:ligatures w14:val="none"/>
+        </w:rPr>
+        <w:t xml:space="preserve">An establishment that offers accommodations and services to clients. It includes data such as name, location, and a general description. </w:t>
+      </w:r>
       <w:r>
         <w:rPr>
           <w:rFonts w:ascii="Times" w:eastAsia="Times New Roman" w:hAnsi="Times" w:cs="Times"/>
@@ -497,300 +522,7 @@
           <w:lang w:eastAsia="pt-PT"/>
           <w14:ligatures w14:val="none"/>
         </w:rPr>
-        <w:t>client</w:t>
-      </w:r>
-      <w:proofErr w:type="spellEnd"/>
-      <w:r>
-        <w:rPr>
-          <w:rFonts w:ascii="Times" w:eastAsia="Times New Roman" w:hAnsi="Times" w:cs="Times"/>
-          <w:kern w:val="0"/>
-          <w:sz w:val="18"/>
-          <w:szCs w:val="18"/>
-          <w:lang w:eastAsia="pt-PT"/>
-          <w14:ligatures w14:val="none"/>
-        </w:rPr>
-        <w:t xml:space="preserve"> </w:t>
-      </w:r>
-      <w:proofErr w:type="spellStart"/>
-      <w:r>
-        <w:rPr>
-          <w:rFonts w:ascii="Times" w:eastAsia="Times New Roman" w:hAnsi="Times" w:cs="Times"/>
-          <w:kern w:val="0"/>
-          <w:sz w:val="18"/>
-          <w:szCs w:val="18"/>
-          <w:lang w:eastAsia="pt-PT"/>
-          <w14:ligatures w14:val="none"/>
-        </w:rPr>
-        <w:t>has</w:t>
-      </w:r>
-      <w:proofErr w:type="spellEnd"/>
-      <w:r>
-        <w:rPr>
-          <w:rFonts w:ascii="Times" w:eastAsia="Times New Roman" w:hAnsi="Times" w:cs="Times"/>
-          <w:kern w:val="0"/>
-          <w:sz w:val="18"/>
-          <w:szCs w:val="18"/>
-          <w:lang w:eastAsia="pt-PT"/>
-          <w14:ligatures w14:val="none"/>
-        </w:rPr>
-        <w:t xml:space="preserve"> </w:t>
-      </w:r>
-      <w:proofErr w:type="spellStart"/>
-      <w:r>
-        <w:rPr>
-          <w:rFonts w:ascii="Times" w:eastAsia="Times New Roman" w:hAnsi="Times" w:cs="Times"/>
-          <w:kern w:val="0"/>
-          <w:sz w:val="18"/>
-          <w:szCs w:val="18"/>
-          <w:lang w:eastAsia="pt-PT"/>
-          <w14:ligatures w14:val="none"/>
-        </w:rPr>
-        <w:t>an</w:t>
-      </w:r>
-      <w:proofErr w:type="spellEnd"/>
-      <w:r>
-        <w:rPr>
-          <w:rFonts w:ascii="Times" w:eastAsia="Times New Roman" w:hAnsi="Times" w:cs="Times"/>
-          <w:kern w:val="0"/>
-          <w:sz w:val="18"/>
-          <w:szCs w:val="18"/>
-          <w:lang w:eastAsia="pt-PT"/>
-          <w14:ligatures w14:val="none"/>
-        </w:rPr>
-        <w:t xml:space="preserve"> </w:t>
-      </w:r>
-      <w:proofErr w:type="spellStart"/>
-      <w:r>
-        <w:rPr>
-          <w:rFonts w:ascii="Times" w:eastAsia="Times New Roman" w:hAnsi="Times" w:cs="Times"/>
-          <w:kern w:val="0"/>
-          <w:sz w:val="18"/>
-          <w:szCs w:val="18"/>
-          <w:lang w:eastAsia="pt-PT"/>
-          <w14:ligatures w14:val="none"/>
-        </w:rPr>
-        <w:t>associated</w:t>
-      </w:r>
-      <w:proofErr w:type="spellEnd"/>
-      <w:r>
-        <w:rPr>
-          <w:rFonts w:ascii="Times" w:eastAsia="Times New Roman" w:hAnsi="Times" w:cs="Times"/>
-          <w:kern w:val="0"/>
-          <w:sz w:val="18"/>
-          <w:szCs w:val="18"/>
-          <w:lang w:eastAsia="pt-PT"/>
-          <w14:ligatures w14:val="none"/>
-        </w:rPr>
-        <w:t xml:space="preserve"> </w:t>
-      </w:r>
-      <w:proofErr w:type="spellStart"/>
-      <w:r>
-        <w:rPr>
-          <w:rFonts w:ascii="Times" w:eastAsia="Times New Roman" w:hAnsi="Times" w:cs="Times"/>
-          <w:kern w:val="0"/>
-          <w:sz w:val="18"/>
-          <w:szCs w:val="18"/>
-          <w:lang w:eastAsia="pt-PT"/>
-          <w14:ligatures w14:val="none"/>
-        </w:rPr>
-        <w:t>name</w:t>
-      </w:r>
-      <w:proofErr w:type="spellEnd"/>
-      <w:r>
-        <w:rPr>
-          <w:rFonts w:ascii="Times" w:eastAsia="Times New Roman" w:hAnsi="Times" w:cs="Times"/>
-          <w:kern w:val="0"/>
-          <w:sz w:val="18"/>
-          <w:szCs w:val="18"/>
-          <w:lang w:eastAsia="pt-PT"/>
-          <w14:ligatures w14:val="none"/>
-        </w:rPr>
-        <w:t xml:space="preserve">, email, </w:t>
-      </w:r>
-      <w:proofErr w:type="spellStart"/>
-      <w:r>
-        <w:rPr>
-          <w:rFonts w:ascii="Times" w:eastAsia="Times New Roman" w:hAnsi="Times" w:cs="Times"/>
-          <w:kern w:val="0"/>
-          <w:sz w:val="18"/>
-          <w:szCs w:val="18"/>
-          <w:lang w:eastAsia="pt-PT"/>
-          <w14:ligatures w14:val="none"/>
-        </w:rPr>
-        <w:t>and</w:t>
-      </w:r>
-      <w:proofErr w:type="spellEnd"/>
-      <w:r>
-        <w:rPr>
-          <w:rFonts w:ascii="Times" w:eastAsia="Times New Roman" w:hAnsi="Times" w:cs="Times"/>
-          <w:kern w:val="0"/>
-          <w:sz w:val="18"/>
-          <w:szCs w:val="18"/>
-          <w:lang w:eastAsia="pt-PT"/>
-          <w14:ligatures w14:val="none"/>
-        </w:rPr>
-        <w:t xml:space="preserve"> password.</w:t>
-      </w:r>
-    </w:p>
-    <w:p>
-      <w:pPr>
-        <w:numPr>
-          <w:ilvl w:val="0"/>
-          <w:numId w:val="2"/>
-        </w:numPr>
-        <w:spacing w:before="100" w:beforeAutospacing="1" w:after="100" w:afterAutospacing="1" w:line="240" w:lineRule="auto"/>
-        <w:rPr>
-          <w:rFonts w:ascii="Times" w:eastAsia="Times New Roman" w:hAnsi="Times" w:cs="Times"/>
-          <w:kern w:val="0"/>
-          <w:sz w:val="18"/>
-          <w:szCs w:val="18"/>
-          <w:lang w:eastAsia="pt-PT"/>
-          <w14:ligatures w14:val="none"/>
-        </w:rPr>
-      </w:pPr>
-      <w:r>
-        <w:rPr>
-          <w:rFonts w:ascii="Times" w:eastAsia="Times New Roman" w:hAnsi="Times" w:cs="Times"/>
-          <w:b/>
-          <w:bCs/>
-          <w:kern w:val="0"/>
-          <w:sz w:val="18"/>
-          <w:szCs w:val="18"/>
-          <w:lang w:val="en-US" w:eastAsia="pt-PT"/>
-          <w14:ligatures w14:val="none"/>
-        </w:rPr>
-        <w:t xml:space="preserve">Hotel – </w:t>
-      </w:r>
-      <w:r>
-        <w:rPr>
-          <w:rFonts w:ascii="Times" w:eastAsia="Times New Roman" w:hAnsi="Times" w:cs="Times"/>
-          <w:kern w:val="0"/>
-          <w:sz w:val="18"/>
-          <w:szCs w:val="18"/>
-          <w:lang w:val="en-US" w:eastAsia="pt-PT"/>
-          <w14:ligatures w14:val="none"/>
-        </w:rPr>
-        <w:t xml:space="preserve">An establishment that offers accommodations and services to clients. It includes data such as name, location, and a general description. </w:t>
-      </w:r>
-      <w:proofErr w:type="spellStart"/>
-      <w:r>
-        <w:rPr>
-          <w:rFonts w:ascii="Times" w:eastAsia="Times New Roman" w:hAnsi="Times" w:cs="Times"/>
-          <w:kern w:val="0"/>
-          <w:sz w:val="18"/>
-          <w:szCs w:val="18"/>
-          <w:lang w:eastAsia="pt-PT"/>
-          <w14:ligatures w14:val="none"/>
-        </w:rPr>
-        <w:t>Hotels</w:t>
-      </w:r>
-      <w:proofErr w:type="spellEnd"/>
-      <w:r>
-        <w:rPr>
-          <w:rFonts w:ascii="Times" w:eastAsia="Times New Roman" w:hAnsi="Times" w:cs="Times"/>
-          <w:kern w:val="0"/>
-          <w:sz w:val="18"/>
-          <w:szCs w:val="18"/>
-          <w:lang w:eastAsia="pt-PT"/>
-          <w14:ligatures w14:val="none"/>
-        </w:rPr>
-        <w:t xml:space="preserve"> can </w:t>
-      </w:r>
-      <w:proofErr w:type="spellStart"/>
-      <w:r>
-        <w:rPr>
-          <w:rFonts w:ascii="Times" w:eastAsia="Times New Roman" w:hAnsi="Times" w:cs="Times"/>
-          <w:kern w:val="0"/>
-          <w:sz w:val="18"/>
-          <w:szCs w:val="18"/>
-          <w:lang w:eastAsia="pt-PT"/>
-          <w14:ligatures w14:val="none"/>
-        </w:rPr>
-        <w:t>receive</w:t>
-      </w:r>
-      <w:proofErr w:type="spellEnd"/>
-      <w:r>
-        <w:rPr>
-          <w:rFonts w:ascii="Times" w:eastAsia="Times New Roman" w:hAnsi="Times" w:cs="Times"/>
-          <w:kern w:val="0"/>
-          <w:sz w:val="18"/>
-          <w:szCs w:val="18"/>
-          <w:lang w:eastAsia="pt-PT"/>
-          <w14:ligatures w14:val="none"/>
-        </w:rPr>
-        <w:t xml:space="preserve"> </w:t>
-      </w:r>
-      <w:proofErr w:type="spellStart"/>
-      <w:r>
-        <w:rPr>
-          <w:rFonts w:ascii="Times" w:eastAsia="Times New Roman" w:hAnsi="Times" w:cs="Times"/>
-          <w:kern w:val="0"/>
-          <w:sz w:val="18"/>
-          <w:szCs w:val="18"/>
-          <w:lang w:eastAsia="pt-PT"/>
-          <w14:ligatures w14:val="none"/>
-        </w:rPr>
-        <w:t>reviews</w:t>
-      </w:r>
-      <w:proofErr w:type="spellEnd"/>
-      <w:r>
-        <w:rPr>
-          <w:rFonts w:ascii="Times" w:eastAsia="Times New Roman" w:hAnsi="Times" w:cs="Times"/>
-          <w:kern w:val="0"/>
-          <w:sz w:val="18"/>
-          <w:szCs w:val="18"/>
-          <w:lang w:eastAsia="pt-PT"/>
-          <w14:ligatures w14:val="none"/>
-        </w:rPr>
-        <w:t xml:space="preserve"> </w:t>
-      </w:r>
-      <w:proofErr w:type="spellStart"/>
-      <w:r>
-        <w:rPr>
-          <w:rFonts w:ascii="Times" w:eastAsia="Times New Roman" w:hAnsi="Times" w:cs="Times"/>
-          <w:kern w:val="0"/>
-          <w:sz w:val="18"/>
-          <w:szCs w:val="18"/>
-          <w:lang w:eastAsia="pt-PT"/>
-          <w14:ligatures w14:val="none"/>
-        </w:rPr>
-        <w:t>from</w:t>
-      </w:r>
-      <w:proofErr w:type="spellEnd"/>
-      <w:r>
-        <w:rPr>
-          <w:rFonts w:ascii="Times" w:eastAsia="Times New Roman" w:hAnsi="Times" w:cs="Times"/>
-          <w:kern w:val="0"/>
-          <w:sz w:val="18"/>
-          <w:szCs w:val="18"/>
-          <w:lang w:eastAsia="pt-PT"/>
-          <w14:ligatures w14:val="none"/>
-        </w:rPr>
-        <w:t xml:space="preserve"> </w:t>
-      </w:r>
-      <w:proofErr w:type="spellStart"/>
-      <w:r>
-        <w:rPr>
-          <w:rFonts w:ascii="Times" w:eastAsia="Times New Roman" w:hAnsi="Times" w:cs="Times"/>
-          <w:kern w:val="0"/>
-          <w:sz w:val="18"/>
-          <w:szCs w:val="18"/>
-          <w:lang w:eastAsia="pt-PT"/>
-          <w14:ligatures w14:val="none"/>
-        </w:rPr>
-        <w:t>clients</w:t>
-      </w:r>
-      <w:proofErr w:type="spellEnd"/>
-      <w:r>
-        <w:rPr>
-          <w:rFonts w:ascii="Times" w:eastAsia="Times New Roman" w:hAnsi="Times" w:cs="Times"/>
-          <w:kern w:val="0"/>
-          <w:sz w:val="18"/>
-          <w:szCs w:val="18"/>
-          <w:lang w:eastAsia="pt-PT"/>
-          <w14:ligatures w14:val="none"/>
-        </w:rPr>
-        <w:t>.</w:t>
+        <w:t>Hotels can receive reviews from clients.</w:t>
       </w:r>
     </w:p>
     <w:p>
@@ -1165,7 +897,6 @@
           <w:szCs w:val="20"/>
         </w:rPr>
       </w:pPr>
-      <w:proofErr w:type="spellStart"/>
       <w:r>
         <w:rPr>
           <w:rFonts w:ascii="Times" w:hAnsi="Times" w:cs="Times"/>
@@ -1175,75 +906,8 @@
           <w:szCs w:val="20"/>
         </w:rPr>
         <w:lastRenderedPageBreak/>
-        <w:t>Specification</w:t>
+        <w:t>Specification: UC 1 – Create an account</w:t>
       </w:r>
-      <w:proofErr w:type="spellEnd"/>
-      <w:r>
-        <w:rPr>
-          <w:rFonts w:ascii="Times" w:hAnsi="Times" w:cs="Times"/>
-          <w:b/>
-          <w:bCs/>
-          <w:sz w:val="20"/>
-          <w:szCs w:val="20"/>
-        </w:rPr>
-        <w:t xml:space="preserve">: UC 1 – </w:t>
-      </w:r>
-      <w:proofErr w:type="spellStart"/>
-      <w:r>
-        <w:rPr>
-          <w:rFonts w:ascii="Times" w:hAnsi="Times" w:cs="Times"/>
-          <w:b/>
-          <w:bCs/>
-          <w:sz w:val="20"/>
-          <w:szCs w:val="20"/>
-        </w:rPr>
-        <w:t>Create</w:t>
-      </w:r>
-      <w:proofErr w:type="spellEnd"/>
-      <w:r>
-        <w:rPr>
-          <w:rFonts w:ascii="Times" w:hAnsi="Times" w:cs="Times"/>
-          <w:b/>
-          <w:bCs/>
-          <w:sz w:val="20"/>
-          <w:szCs w:val="20"/>
-        </w:rPr>
-        <w:t xml:space="preserve"> </w:t>
-      </w:r>
-      <w:proofErr w:type="spellStart"/>
-      <w:r>
-        <w:rPr>
-          <w:rFonts w:ascii="Times" w:hAnsi="Times" w:cs="Times"/>
-          <w:b/>
-          <w:bCs/>
-          <w:sz w:val="20"/>
-          <w:szCs w:val="20"/>
-        </w:rPr>
-        <w:t>an</w:t>
-      </w:r>
-      <w:proofErr w:type="spellEnd"/>
-      <w:r>
-        <w:rPr>
-          <w:rFonts w:ascii="Times" w:hAnsi="Times" w:cs="Times"/>
-          <w:b/>
-          <w:bCs/>
-          <w:sz w:val="20"/>
-          <w:szCs w:val="20"/>
-        </w:rPr>
-        <w:t xml:space="preserve"> </w:t>
-      </w:r>
-      <w:proofErr w:type="spellStart"/>
-      <w:r>
-        <w:rPr>
-          <w:rFonts w:ascii="Times" w:hAnsi="Times" w:cs="Times"/>
-          <w:b/>
-          <w:bCs/>
-          <w:sz w:val="20"/>
-          <w:szCs w:val="20"/>
-        </w:rPr>
-        <w:t>account</w:t>
-      </w:r>
-      <w:proofErr w:type="spellEnd"/>
     </w:p>
     <w:p>
       <w:pPr>
@@ -1279,7 +943,6 @@
                 <w:szCs w:val="18"/>
               </w:rPr>
             </w:pPr>
-            <w:proofErr w:type="spellStart"/>
             <w:r>
               <w:rPr>
                 <w:rFonts w:ascii="Times" w:hAnsi="Times" w:cs="Times"/>
@@ -1288,7 +951,6 @@
               </w:rPr>
               <w:t>Description</w:t>
             </w:r>
-            <w:proofErr w:type="spellEnd"/>
           </w:p>
         </w:tc>
         <w:tc>
@@ -1329,7 +991,6 @@
                 <w:szCs w:val="18"/>
               </w:rPr>
             </w:pPr>
-            <w:proofErr w:type="spellStart"/>
             <w:r>
               <w:rPr>
                 <w:rFonts w:ascii="Times" w:hAnsi="Times" w:cs="Times"/>
@@ -1338,7 +999,6 @@
               </w:rPr>
               <w:t>Pre-condition</w:t>
             </w:r>
-            <w:proofErr w:type="spellEnd"/>
           </w:p>
         </w:tc>
         <w:tc>
@@ -1379,7 +1039,6 @@
                 <w:szCs w:val="18"/>
               </w:rPr>
             </w:pPr>
-            <w:proofErr w:type="spellStart"/>
             <w:r>
               <w:rPr>
                 <w:rFonts w:ascii="Times" w:hAnsi="Times" w:cs="Times"/>
@@ -1388,7 +1047,6 @@
               </w:rPr>
               <w:t>Post-condition</w:t>
             </w:r>
-            <w:proofErr w:type="spellEnd"/>
           </w:p>
         </w:tc>
         <w:tc>
@@ -1435,18 +1093,8 @@
                 <w:sz w:val="18"/>
                 <w:szCs w:val="18"/>
               </w:rPr>
-              <w:t xml:space="preserve">Basic </w:t>
-            </w:r>
-            <w:proofErr w:type="spellStart"/>
-            <w:r>
-              <w:rPr>
-                <w:rFonts w:ascii="Times" w:hAnsi="Times" w:cs="Times"/>
-                <w:sz w:val="18"/>
-                <w:szCs w:val="18"/>
-              </w:rPr>
-              <w:t>path</w:t>
-            </w:r>
-            <w:proofErr w:type="spellEnd"/>
+              <w:t>Basic path</w:t>
+            </w:r>
           </w:p>
         </w:tc>
         <w:tc>
@@ -1612,34 +1260,14 @@
                 <w:szCs w:val="18"/>
               </w:rPr>
             </w:pPr>
-            <w:proofErr w:type="spellStart"/>
-            <w:r>
-              <w:rPr>
-                <w:rFonts w:ascii="Times" w:hAnsi="Times" w:cs="Times"/>
-                <w:sz w:val="18"/>
-                <w:szCs w:val="18"/>
-              </w:rPr>
-              <w:t>Alternative</w:t>
-            </w:r>
-            <w:proofErr w:type="spellEnd"/>
-            <w:r>
-              <w:rPr>
-                <w:rFonts w:ascii="Times" w:hAnsi="Times" w:cs="Times"/>
-                <w:sz w:val="18"/>
-                <w:szCs w:val="18"/>
-              </w:rPr>
-              <w:t xml:space="preserve"> </w:t>
-            </w:r>
-            <w:proofErr w:type="spellStart"/>
-            <w:r>
-              <w:rPr>
-                <w:rFonts w:ascii="Times" w:hAnsi="Times" w:cs="Times"/>
-                <w:sz w:val="18"/>
-                <w:szCs w:val="18"/>
-              </w:rPr>
-              <w:t>path</w:t>
-            </w:r>
-            <w:proofErr w:type="spellEnd"/>
+            <w:r>
+              <w:rPr>
+                <w:rFonts w:ascii="Times" w:hAnsi="Times" w:cs="Times"/>
+                <w:sz w:val="18"/>
+                <w:szCs w:val="18"/>
+              </w:rPr>
+              <w:t>Alternative path</w:t>
+            </w:r>
           </w:p>
         </w:tc>
         <w:tc>
@@ -1654,59 +1282,13 @@
                 <w:szCs w:val="18"/>
               </w:rPr>
             </w:pPr>
-            <w:proofErr w:type="spellStart"/>
-            <w:r>
-              <w:rPr>
-                <w:rFonts w:ascii="Times" w:hAnsi="Times" w:cs="Times"/>
-                <w:sz w:val="18"/>
-                <w:szCs w:val="18"/>
-              </w:rPr>
-              <w:t>Invalid</w:t>
-            </w:r>
-            <w:proofErr w:type="spellEnd"/>
-            <w:r>
-              <w:rPr>
-                <w:rFonts w:ascii="Times" w:hAnsi="Times" w:cs="Times"/>
-                <w:sz w:val="18"/>
-                <w:szCs w:val="18"/>
-              </w:rPr>
-              <w:t xml:space="preserve"> </w:t>
-            </w:r>
-            <w:proofErr w:type="spellStart"/>
-            <w:r>
-              <w:rPr>
-                <w:rFonts w:ascii="Times" w:hAnsi="Times" w:cs="Times"/>
-                <w:sz w:val="18"/>
-                <w:szCs w:val="18"/>
-              </w:rPr>
-              <w:t>credentials</w:t>
-            </w:r>
-            <w:proofErr w:type="spellEnd"/>
-            <w:r>
-              <w:rPr>
-                <w:rFonts w:ascii="Times" w:hAnsi="Times" w:cs="Times"/>
-                <w:sz w:val="18"/>
-                <w:szCs w:val="18"/>
-              </w:rPr>
-              <w:t xml:space="preserve"> </w:t>
-            </w:r>
-            <w:proofErr w:type="spellStart"/>
-            <w:r>
-              <w:rPr>
-                <w:rFonts w:ascii="Times" w:hAnsi="Times" w:cs="Times"/>
-                <w:sz w:val="18"/>
-                <w:szCs w:val="18"/>
-              </w:rPr>
-              <w:t>entered</w:t>
-            </w:r>
-            <w:proofErr w:type="spellEnd"/>
-            <w:r>
-              <w:rPr>
-                <w:rFonts w:ascii="Times" w:hAnsi="Times" w:cs="Times"/>
-                <w:sz w:val="18"/>
-                <w:szCs w:val="18"/>
-              </w:rPr>
-              <w:t>:</w:t>
+            <w:r>
+              <w:rPr>
+                <w:rFonts w:ascii="Times" w:hAnsi="Times" w:cs="Times"/>
+                <w:sz w:val="18"/>
+                <w:szCs w:val="18"/>
+              </w:rPr>
+              <w:t>Invalid credentials entered:</w:t>
             </w:r>
           </w:p>
           <w:p>
@@ -1898,7 +1480,6 @@
                 <w:szCs w:val="18"/>
               </w:rPr>
             </w:pPr>
-            <w:proofErr w:type="spellStart"/>
             <w:r>
               <w:rPr>
                 <w:rFonts w:ascii="Times" w:hAnsi="Times" w:cs="Times"/>
@@ -1907,7 +1488,6 @@
               </w:rPr>
               <w:t>Description</w:t>
             </w:r>
-            <w:proofErr w:type="spellEnd"/>
           </w:p>
         </w:tc>
         <w:tc>
@@ -1948,7 +1528,6 @@
                 <w:szCs w:val="18"/>
               </w:rPr>
             </w:pPr>
-            <w:proofErr w:type="spellStart"/>
             <w:r>
               <w:rPr>
                 <w:rFonts w:ascii="Times" w:hAnsi="Times" w:cs="Times"/>
@@ -1957,7 +1536,6 @@
               </w:rPr>
               <w:t>Pre-condition</w:t>
             </w:r>
-            <w:proofErr w:type="spellEnd"/>
           </w:p>
         </w:tc>
         <w:tc>
@@ -1998,7 +1576,6 @@
                 <w:szCs w:val="18"/>
               </w:rPr>
             </w:pPr>
-            <w:proofErr w:type="spellStart"/>
             <w:r>
               <w:rPr>
                 <w:rFonts w:ascii="Times" w:hAnsi="Times" w:cs="Times"/>
@@ -2007,7 +1584,6 @@
               </w:rPr>
               <w:t>Post-condition</w:t>
             </w:r>
-            <w:proofErr w:type="spellEnd"/>
           </w:p>
         </w:tc>
         <w:tc>
@@ -2054,18 +1630,8 @@
                 <w:sz w:val="18"/>
                 <w:szCs w:val="18"/>
               </w:rPr>
-              <w:t xml:space="preserve">Basic </w:t>
-            </w:r>
-            <w:proofErr w:type="spellStart"/>
-            <w:r>
-              <w:rPr>
-                <w:rFonts w:ascii="Times" w:hAnsi="Times" w:cs="Times"/>
-                <w:sz w:val="18"/>
-                <w:szCs w:val="18"/>
-              </w:rPr>
-              <w:t>path</w:t>
-            </w:r>
-            <w:proofErr w:type="spellEnd"/>
+              <w:t>Basic path</w:t>
+            </w:r>
           </w:p>
         </w:tc>
         <w:tc>
@@ -2159,34 +1725,14 @@
                 <w:szCs w:val="18"/>
               </w:rPr>
             </w:pPr>
-            <w:proofErr w:type="spellStart"/>
-            <w:r>
-              <w:rPr>
-                <w:rFonts w:ascii="Times" w:hAnsi="Times" w:cs="Times"/>
-                <w:sz w:val="18"/>
-                <w:szCs w:val="18"/>
-              </w:rPr>
-              <w:t>Alternative</w:t>
-            </w:r>
-            <w:proofErr w:type="spellEnd"/>
-            <w:r>
-              <w:rPr>
-                <w:rFonts w:ascii="Times" w:hAnsi="Times" w:cs="Times"/>
-                <w:sz w:val="18"/>
-                <w:szCs w:val="18"/>
-              </w:rPr>
-              <w:t xml:space="preserve"> </w:t>
-            </w:r>
-            <w:proofErr w:type="spellStart"/>
-            <w:r>
-              <w:rPr>
-                <w:rFonts w:ascii="Times" w:hAnsi="Times" w:cs="Times"/>
-                <w:sz w:val="18"/>
-                <w:szCs w:val="18"/>
-              </w:rPr>
-              <w:t>path</w:t>
-            </w:r>
-            <w:proofErr w:type="spellEnd"/>
+            <w:r>
+              <w:rPr>
+                <w:rFonts w:ascii="Times" w:hAnsi="Times" w:cs="Times"/>
+                <w:sz w:val="18"/>
+                <w:szCs w:val="18"/>
+              </w:rPr>
+              <w:t>Alternative path</w:t>
+            </w:r>
           </w:p>
         </w:tc>
         <w:tc>
@@ -2426,7 +1972,6 @@
                 <w:szCs w:val="18"/>
               </w:rPr>
             </w:pPr>
-            <w:proofErr w:type="spellStart"/>
             <w:r>
               <w:rPr>
                 <w:rFonts w:ascii="Times" w:hAnsi="Times" w:cs="Times"/>
@@ -2435,7 +1980,6 @@
               </w:rPr>
               <w:t>Description</w:t>
             </w:r>
-            <w:proofErr w:type="spellEnd"/>
           </w:p>
         </w:tc>
         <w:tc>
@@ -2458,27 +2002,7 @@
                 <w:szCs w:val="18"/>
                 <w:lang w:val="en-GB"/>
               </w:rPr>
-              <w:t xml:space="preserve">User </w:t>
-            </w:r>
-            <w:proofErr w:type="spellStart"/>
-            <w:r>
-              <w:rPr>
-                <w:rFonts w:ascii="Times" w:hAnsi="Times" w:cs="Times"/>
-                <w:sz w:val="18"/>
-                <w:szCs w:val="18"/>
-                <w:lang w:val="en-GB"/>
-              </w:rPr>
-              <w:t>acesses</w:t>
-            </w:r>
-            <w:proofErr w:type="spellEnd"/>
-            <w:r>
-              <w:rPr>
-                <w:rFonts w:ascii="Times" w:hAnsi="Times" w:cs="Times"/>
-                <w:sz w:val="18"/>
-                <w:szCs w:val="18"/>
-                <w:lang w:val="en-GB"/>
-              </w:rPr>
-              <w:t xml:space="preserve"> his account by entering it’s details.</w:t>
+              <w:t>User acesses his account by entering it’s details.</w:t>
             </w:r>
           </w:p>
         </w:tc>
@@ -2496,7 +2020,6 @@
                 <w:szCs w:val="18"/>
               </w:rPr>
             </w:pPr>
-            <w:proofErr w:type="spellStart"/>
             <w:r>
               <w:rPr>
                 <w:rFonts w:ascii="Times" w:hAnsi="Times" w:cs="Times"/>
@@ -2505,7 +2028,6 @@
               </w:rPr>
               <w:t>Pre-condition</w:t>
             </w:r>
-            <w:proofErr w:type="spellEnd"/>
           </w:p>
         </w:tc>
         <w:tc>
@@ -2546,7 +2068,6 @@
                 <w:szCs w:val="18"/>
               </w:rPr>
             </w:pPr>
-            <w:proofErr w:type="spellStart"/>
             <w:r>
               <w:rPr>
                 <w:rFonts w:ascii="Times" w:hAnsi="Times" w:cs="Times"/>
@@ -2555,7 +2076,6 @@
               </w:rPr>
               <w:t>Post-condition</w:t>
             </w:r>
-            <w:proofErr w:type="spellEnd"/>
           </w:p>
         </w:tc>
         <w:tc>
@@ -2602,18 +2122,8 @@
                 <w:sz w:val="18"/>
                 <w:szCs w:val="18"/>
               </w:rPr>
-              <w:t xml:space="preserve">Basic </w:t>
-            </w:r>
-            <w:proofErr w:type="spellStart"/>
-            <w:r>
-              <w:rPr>
-                <w:rFonts w:ascii="Times" w:hAnsi="Times" w:cs="Times"/>
-                <w:sz w:val="18"/>
-                <w:szCs w:val="18"/>
-              </w:rPr>
-              <w:t>path</w:t>
-            </w:r>
-            <w:proofErr w:type="spellEnd"/>
+              <w:t>Basic path</w:t>
+            </w:r>
           </w:p>
         </w:tc>
         <w:tc>
@@ -2755,34 +2265,14 @@
                 <w:szCs w:val="18"/>
               </w:rPr>
             </w:pPr>
-            <w:proofErr w:type="spellStart"/>
-            <w:r>
-              <w:rPr>
-                <w:rFonts w:ascii="Times" w:hAnsi="Times" w:cs="Times"/>
-                <w:sz w:val="18"/>
-                <w:szCs w:val="18"/>
-              </w:rPr>
-              <w:t>Alternative</w:t>
-            </w:r>
-            <w:proofErr w:type="spellEnd"/>
-            <w:r>
-              <w:rPr>
-                <w:rFonts w:ascii="Times" w:hAnsi="Times" w:cs="Times"/>
-                <w:sz w:val="18"/>
-                <w:szCs w:val="18"/>
-              </w:rPr>
-              <w:t xml:space="preserve"> </w:t>
-            </w:r>
-            <w:proofErr w:type="spellStart"/>
-            <w:r>
-              <w:rPr>
-                <w:rFonts w:ascii="Times" w:hAnsi="Times" w:cs="Times"/>
-                <w:sz w:val="18"/>
-                <w:szCs w:val="18"/>
-              </w:rPr>
-              <w:t>path</w:t>
-            </w:r>
-            <w:proofErr w:type="spellEnd"/>
+            <w:r>
+              <w:rPr>
+                <w:rFonts w:ascii="Times" w:hAnsi="Times" w:cs="Times"/>
+                <w:sz w:val="18"/>
+                <w:szCs w:val="18"/>
+              </w:rPr>
+              <w:t>Alternative path</w:t>
+            </w:r>
           </w:p>
         </w:tc>
         <w:tc>
@@ -2797,59 +2287,13 @@
                 <w:szCs w:val="18"/>
               </w:rPr>
             </w:pPr>
-            <w:proofErr w:type="spellStart"/>
-            <w:r>
-              <w:rPr>
-                <w:rFonts w:ascii="Times" w:hAnsi="Times" w:cs="Times"/>
-                <w:sz w:val="18"/>
-                <w:szCs w:val="18"/>
-              </w:rPr>
-              <w:t>Wrong</w:t>
-            </w:r>
-            <w:proofErr w:type="spellEnd"/>
-            <w:r>
-              <w:rPr>
-                <w:rFonts w:ascii="Times" w:hAnsi="Times" w:cs="Times"/>
-                <w:sz w:val="18"/>
-                <w:szCs w:val="18"/>
-              </w:rPr>
-              <w:t xml:space="preserve"> </w:t>
-            </w:r>
-            <w:proofErr w:type="spellStart"/>
-            <w:r>
-              <w:rPr>
-                <w:rFonts w:ascii="Times" w:hAnsi="Times" w:cs="Times"/>
-                <w:sz w:val="18"/>
-                <w:szCs w:val="18"/>
-              </w:rPr>
-              <w:t>credentials</w:t>
-            </w:r>
-            <w:proofErr w:type="spellEnd"/>
-            <w:r>
-              <w:rPr>
-                <w:rFonts w:ascii="Times" w:hAnsi="Times" w:cs="Times"/>
-                <w:sz w:val="18"/>
-                <w:szCs w:val="18"/>
-              </w:rPr>
-              <w:t xml:space="preserve"> </w:t>
-            </w:r>
-            <w:proofErr w:type="spellStart"/>
-            <w:r>
-              <w:rPr>
-                <w:rFonts w:ascii="Times" w:hAnsi="Times" w:cs="Times"/>
-                <w:sz w:val="18"/>
-                <w:szCs w:val="18"/>
-              </w:rPr>
-              <w:t>entered</w:t>
-            </w:r>
-            <w:proofErr w:type="spellEnd"/>
-            <w:r>
-              <w:rPr>
-                <w:rFonts w:ascii="Times" w:hAnsi="Times" w:cs="Times"/>
-                <w:sz w:val="18"/>
-                <w:szCs w:val="18"/>
-              </w:rPr>
-              <w:t>:</w:t>
+            <w:r>
+              <w:rPr>
+                <w:rFonts w:ascii="Times" w:hAnsi="Times" w:cs="Times"/>
+                <w:sz w:val="18"/>
+                <w:szCs w:val="18"/>
+              </w:rPr>
+              <w:t>Wrong credentials entered:</w:t>
             </w:r>
           </w:p>
           <w:p>
@@ -3728,7 +3172,6 @@
                 <w:szCs w:val="18"/>
               </w:rPr>
             </w:pPr>
-            <w:proofErr w:type="spellStart"/>
             <w:r>
               <w:rPr>
                 <w:rFonts w:ascii="Times" w:hAnsi="Times" w:cs="Times"/>
@@ -3737,7 +3180,6 @@
               </w:rPr>
               <w:t>Description</w:t>
             </w:r>
-            <w:proofErr w:type="spellEnd"/>
           </w:p>
         </w:tc>
         <w:tc>
@@ -3794,7 +3236,6 @@
                 <w:szCs w:val="18"/>
               </w:rPr>
             </w:pPr>
-            <w:proofErr w:type="spellStart"/>
             <w:r>
               <w:rPr>
                 <w:rFonts w:ascii="Times" w:hAnsi="Times" w:cs="Times"/>
@@ -3803,7 +3244,6 @@
               </w:rPr>
               <w:t>Pre-condition</w:t>
             </w:r>
-            <w:proofErr w:type="spellEnd"/>
           </w:p>
         </w:tc>
         <w:tc>
@@ -3862,7 +3302,6 @@
                 <w:szCs w:val="18"/>
               </w:rPr>
             </w:pPr>
-            <w:proofErr w:type="spellStart"/>
             <w:r>
               <w:rPr>
                 <w:rFonts w:ascii="Times" w:hAnsi="Times" w:cs="Times"/>
@@ -3871,7 +3310,6 @@
               </w:rPr>
               <w:t>Post-condition</w:t>
             </w:r>
-            <w:proofErr w:type="spellEnd"/>
           </w:p>
           <w:p>
             <w:pPr>
@@ -3943,18 +3381,8 @@
                 <w:sz w:val="18"/>
                 <w:szCs w:val="18"/>
               </w:rPr>
-              <w:t xml:space="preserve">Basic </w:t>
-            </w:r>
-            <w:proofErr w:type="spellStart"/>
-            <w:r>
-              <w:rPr>
-                <w:rFonts w:ascii="Times" w:hAnsi="Times" w:cs="Times"/>
-                <w:sz w:val="18"/>
-                <w:szCs w:val="18"/>
-              </w:rPr>
-              <w:t>path</w:t>
-            </w:r>
-            <w:proofErr w:type="spellEnd"/>
+              <w:t>Basic path</w:t>
+            </w:r>
           </w:p>
           <w:p>
             <w:pPr>
@@ -4100,34 +3528,14 @@
                 <w:szCs w:val="18"/>
               </w:rPr>
             </w:pPr>
-            <w:proofErr w:type="spellStart"/>
-            <w:r>
-              <w:rPr>
-                <w:rFonts w:ascii="Times" w:hAnsi="Times" w:cs="Times"/>
-                <w:sz w:val="18"/>
-                <w:szCs w:val="18"/>
-              </w:rPr>
-              <w:t>Alternative</w:t>
-            </w:r>
-            <w:proofErr w:type="spellEnd"/>
-            <w:r>
-              <w:rPr>
-                <w:rFonts w:ascii="Times" w:hAnsi="Times" w:cs="Times"/>
-                <w:sz w:val="18"/>
-                <w:szCs w:val="18"/>
-              </w:rPr>
-              <w:t xml:space="preserve"> </w:t>
-            </w:r>
-            <w:proofErr w:type="spellStart"/>
-            <w:r>
-              <w:rPr>
-                <w:rFonts w:ascii="Times" w:hAnsi="Times" w:cs="Times"/>
-                <w:sz w:val="18"/>
-                <w:szCs w:val="18"/>
-              </w:rPr>
-              <w:t>path</w:t>
-            </w:r>
-            <w:proofErr w:type="spellEnd"/>
+            <w:r>
+              <w:rPr>
+                <w:rFonts w:ascii="Times" w:hAnsi="Times" w:cs="Times"/>
+                <w:sz w:val="18"/>
+                <w:szCs w:val="18"/>
+              </w:rPr>
+              <w:t>Alternative path</w:t>
+            </w:r>
           </w:p>
         </w:tc>
         <w:tc>
@@ -4484,7 +3892,6 @@
                 <w:szCs w:val="18"/>
               </w:rPr>
             </w:pPr>
-            <w:proofErr w:type="spellStart"/>
             <w:r>
               <w:rPr>
                 <w:rFonts w:ascii="Times" w:hAnsi="Times" w:cs="Times"/>
@@ -4493,7 +3900,6 @@
               </w:rPr>
               <w:t>Description</w:t>
             </w:r>
-            <w:proofErr w:type="spellEnd"/>
           </w:p>
         </w:tc>
         <w:tc>
@@ -4534,7 +3940,6 @@
                 <w:szCs w:val="18"/>
               </w:rPr>
             </w:pPr>
-            <w:proofErr w:type="spellStart"/>
             <w:r>
               <w:rPr>
                 <w:rFonts w:ascii="Times" w:hAnsi="Times" w:cs="Times"/>
@@ -4543,7 +3948,6 @@
               </w:rPr>
               <w:t>Pre-Condition</w:t>
             </w:r>
-            <w:proofErr w:type="spellEnd"/>
           </w:p>
         </w:tc>
         <w:tc>
@@ -4584,7 +3988,6 @@
                 <w:szCs w:val="18"/>
               </w:rPr>
             </w:pPr>
-            <w:proofErr w:type="spellStart"/>
             <w:r>
               <w:rPr>
                 <w:rFonts w:ascii="Times" w:hAnsi="Times" w:cs="Times"/>
@@ -4593,7 +3996,6 @@
               </w:rPr>
               <w:t>Post-Condition</w:t>
             </w:r>
-            <w:proofErr w:type="spellEnd"/>
           </w:p>
         </w:tc>
         <w:tc>
@@ -4640,18 +4042,8 @@
                 <w:sz w:val="18"/>
                 <w:szCs w:val="18"/>
               </w:rPr>
-              <w:t xml:space="preserve">Basic </w:t>
-            </w:r>
-            <w:proofErr w:type="spellStart"/>
-            <w:r>
-              <w:rPr>
-                <w:rFonts w:ascii="Times" w:hAnsi="Times" w:cs="Times"/>
-                <w:sz w:val="18"/>
-                <w:szCs w:val="18"/>
-              </w:rPr>
-              <w:t>Path</w:t>
-            </w:r>
-            <w:proofErr w:type="spellEnd"/>
+              <w:t>Basic Path</w:t>
+            </w:r>
           </w:p>
         </w:tc>
         <w:tc>
@@ -4793,34 +4185,14 @@
                 <w:szCs w:val="18"/>
               </w:rPr>
             </w:pPr>
-            <w:proofErr w:type="spellStart"/>
-            <w:r>
-              <w:rPr>
-                <w:rFonts w:ascii="Times" w:hAnsi="Times" w:cs="Times"/>
-                <w:sz w:val="18"/>
-                <w:szCs w:val="18"/>
-              </w:rPr>
-              <w:t>Alternative</w:t>
-            </w:r>
-            <w:proofErr w:type="spellEnd"/>
-            <w:r>
-              <w:rPr>
-                <w:rFonts w:ascii="Times" w:hAnsi="Times" w:cs="Times"/>
-                <w:sz w:val="18"/>
-                <w:szCs w:val="18"/>
-              </w:rPr>
-              <w:t xml:space="preserve"> </w:t>
-            </w:r>
-            <w:proofErr w:type="spellStart"/>
-            <w:r>
-              <w:rPr>
-                <w:rFonts w:ascii="Times" w:hAnsi="Times" w:cs="Times"/>
-                <w:sz w:val="18"/>
-                <w:szCs w:val="18"/>
-              </w:rPr>
-              <w:t>Path</w:t>
-            </w:r>
-            <w:proofErr w:type="spellEnd"/>
+            <w:r>
+              <w:rPr>
+                <w:rFonts w:ascii="Times" w:hAnsi="Times" w:cs="Times"/>
+                <w:sz w:val="18"/>
+                <w:szCs w:val="18"/>
+              </w:rPr>
+              <w:t>Alternative Path</w:t>
+            </w:r>
           </w:p>
         </w:tc>
         <w:tc>
@@ -5117,7 +4489,6 @@
           <w:szCs w:val="20"/>
         </w:rPr>
       </w:pPr>
-      <w:proofErr w:type="spellStart"/>
       <w:r>
         <w:rPr>
           <w:rFonts w:ascii="Times" w:hAnsi="Times" w:cs="Times"/>
@@ -5126,53 +4497,8 @@
           <w:sz w:val="20"/>
           <w:szCs w:val="20"/>
         </w:rPr>
-        <w:t>Specification</w:t>
+        <w:t>Specification: UC 7 - Room Reservation</w:t>
       </w:r>
-      <w:proofErr w:type="spellEnd"/>
-      <w:r>
-        <w:rPr>
-          <w:rFonts w:ascii="Times" w:hAnsi="Times" w:cs="Times"/>
-          <w:b/>
-          <w:bCs/>
-          <w:sz w:val="20"/>
-          <w:szCs w:val="20"/>
-        </w:rPr>
-        <w:t xml:space="preserve">: UC 7 - </w:t>
-      </w:r>
-      <w:proofErr w:type="spellStart"/>
-      <w:r>
-        <w:rPr>
-          <w:rFonts w:ascii="Times" w:hAnsi="Times" w:cs="Times"/>
-          <w:b/>
-          <w:bCs/>
-          <w:sz w:val="20"/>
-          <w:szCs w:val="20"/>
-        </w:rPr>
-        <w:t>Room</w:t>
-      </w:r>
-      <w:proofErr w:type="spellEnd"/>
-      <w:r>
-        <w:rPr>
-          <w:rFonts w:ascii="Times" w:hAnsi="Times" w:cs="Times"/>
-          <w:b/>
-          <w:bCs/>
-          <w:sz w:val="20"/>
-          <w:szCs w:val="20"/>
-        </w:rPr>
-        <w:t xml:space="preserve"> </w:t>
-      </w:r>
-      <w:proofErr w:type="spellStart"/>
-      <w:r>
-        <w:rPr>
-          <w:rFonts w:ascii="Times" w:hAnsi="Times" w:cs="Times"/>
-          <w:b/>
-          <w:bCs/>
-          <w:sz w:val="20"/>
-          <w:szCs w:val="20"/>
-        </w:rPr>
-        <w:t>Reservation</w:t>
-      </w:r>
-      <w:proofErr w:type="spellEnd"/>
     </w:p>
     <w:p>
       <w:pPr>
@@ -5217,7 +4543,6 @@
                 <w:szCs w:val="18"/>
               </w:rPr>
             </w:pPr>
-            <w:proofErr w:type="spellStart"/>
             <w:r>
               <w:rPr>
                 <w:rFonts w:ascii="Times" w:hAnsi="Times" w:cs="Times"/>
@@ -5226,7 +4551,6 @@
               </w:rPr>
               <w:t>Description</w:t>
             </w:r>
-            <w:proofErr w:type="spellEnd"/>
           </w:p>
         </w:tc>
         <w:tc>
@@ -5283,7 +4607,6 @@
                 <w:szCs w:val="18"/>
               </w:rPr>
             </w:pPr>
-            <w:proofErr w:type="spellStart"/>
             <w:r>
               <w:rPr>
                 <w:rFonts w:ascii="Times" w:hAnsi="Times" w:cs="Times"/>
@@ -5292,7 +4615,6 @@
               </w:rPr>
               <w:t>Pre-condition</w:t>
             </w:r>
-            <w:proofErr w:type="spellEnd"/>
           </w:p>
         </w:tc>
         <w:tc>
@@ -5351,7 +4673,6 @@
                 <w:szCs w:val="18"/>
               </w:rPr>
             </w:pPr>
-            <w:proofErr w:type="spellStart"/>
             <w:r>
               <w:rPr>
                 <w:rFonts w:ascii="Times" w:hAnsi="Times" w:cs="Times"/>
@@ -5360,7 +4681,6 @@
               </w:rPr>
               <w:t>Post-condition</w:t>
             </w:r>
-            <w:proofErr w:type="spellEnd"/>
           </w:p>
           <w:p>
             <w:pPr>
@@ -5435,18 +4755,8 @@
                 <w:sz w:val="18"/>
                 <w:szCs w:val="18"/>
               </w:rPr>
-              <w:t xml:space="preserve">Basic </w:t>
-            </w:r>
-            <w:proofErr w:type="spellStart"/>
-            <w:r>
-              <w:rPr>
-                <w:rFonts w:ascii="Times" w:hAnsi="Times" w:cs="Times"/>
-                <w:sz w:val="18"/>
-                <w:szCs w:val="18"/>
-              </w:rPr>
-              <w:t>path</w:t>
-            </w:r>
-            <w:proofErr w:type="spellEnd"/>
+              <w:t>Basic path</w:t>
+            </w:r>
           </w:p>
           <w:p>
             <w:pPr>
@@ -5624,34 +4934,14 @@
                 <w:szCs w:val="18"/>
               </w:rPr>
             </w:pPr>
-            <w:proofErr w:type="spellStart"/>
-            <w:r>
-              <w:rPr>
-                <w:rFonts w:ascii="Times" w:hAnsi="Times" w:cs="Times"/>
-                <w:sz w:val="18"/>
-                <w:szCs w:val="18"/>
-              </w:rPr>
-              <w:t>Alternative</w:t>
-            </w:r>
-            <w:proofErr w:type="spellEnd"/>
-            <w:r>
-              <w:rPr>
-                <w:rFonts w:ascii="Times" w:hAnsi="Times" w:cs="Times"/>
-                <w:sz w:val="18"/>
-                <w:szCs w:val="18"/>
-              </w:rPr>
-              <w:t xml:space="preserve"> </w:t>
-            </w:r>
-            <w:proofErr w:type="spellStart"/>
-            <w:r>
-              <w:rPr>
-                <w:rFonts w:ascii="Times" w:hAnsi="Times" w:cs="Times"/>
-                <w:sz w:val="18"/>
-                <w:szCs w:val="18"/>
-              </w:rPr>
-              <w:t>Path</w:t>
-            </w:r>
-            <w:proofErr w:type="spellEnd"/>
+            <w:r>
+              <w:rPr>
+                <w:rFonts w:ascii="Times" w:hAnsi="Times" w:cs="Times"/>
+                <w:sz w:val="18"/>
+                <w:szCs w:val="18"/>
+              </w:rPr>
+              <w:t>Alternative Path</w:t>
+            </w:r>
           </w:p>
           <w:p>
             <w:pPr>
@@ -5702,59 +4992,13 @@
                 <w:szCs w:val="18"/>
               </w:rPr>
             </w:pPr>
-            <w:proofErr w:type="spellStart"/>
-            <w:r>
-              <w:rPr>
-                <w:rFonts w:ascii="Times" w:hAnsi="Times" w:cs="Times"/>
-                <w:sz w:val="18"/>
-                <w:szCs w:val="18"/>
-              </w:rPr>
-              <w:t>Invalid</w:t>
-            </w:r>
-            <w:proofErr w:type="spellEnd"/>
-            <w:r>
-              <w:rPr>
-                <w:rFonts w:ascii="Times" w:hAnsi="Times" w:cs="Times"/>
-                <w:sz w:val="18"/>
-                <w:szCs w:val="18"/>
-              </w:rPr>
-              <w:t xml:space="preserve"> </w:t>
-            </w:r>
-            <w:proofErr w:type="spellStart"/>
-            <w:r>
-              <w:rPr>
-                <w:rFonts w:ascii="Times" w:hAnsi="Times" w:cs="Times"/>
-                <w:sz w:val="18"/>
-                <w:szCs w:val="18"/>
-              </w:rPr>
-              <w:t>reservation</w:t>
-            </w:r>
-            <w:proofErr w:type="spellEnd"/>
-            <w:r>
-              <w:rPr>
-                <w:rFonts w:ascii="Times" w:hAnsi="Times" w:cs="Times"/>
-                <w:sz w:val="18"/>
-                <w:szCs w:val="18"/>
-              </w:rPr>
-              <w:t xml:space="preserve"> </w:t>
-            </w:r>
-            <w:proofErr w:type="spellStart"/>
-            <w:r>
-              <w:rPr>
-                <w:rFonts w:ascii="Times" w:hAnsi="Times" w:cs="Times"/>
-                <w:sz w:val="18"/>
-                <w:szCs w:val="18"/>
-              </w:rPr>
-              <w:t>details</w:t>
-            </w:r>
-            <w:proofErr w:type="spellEnd"/>
-            <w:r>
-              <w:rPr>
-                <w:rFonts w:ascii="Times" w:hAnsi="Times" w:cs="Times"/>
-                <w:sz w:val="18"/>
-                <w:szCs w:val="18"/>
-              </w:rPr>
-              <w:t>:</w:t>
+            <w:r>
+              <w:rPr>
+                <w:rFonts w:ascii="Times" w:hAnsi="Times" w:cs="Times"/>
+                <w:sz w:val="18"/>
+                <w:szCs w:val="18"/>
+              </w:rPr>
+              <w:t>Invalid reservation details:</w:t>
             </w:r>
           </w:p>
           <w:p>
@@ -5920,42 +5164,8 @@
           <w:sz w:val="20"/>
           <w:szCs w:val="20"/>
         </w:rPr>
-        <w:t xml:space="preserve">UC 7 - </w:t>
+        <w:t>UC 7 - Room Reservation</w:t>
       </w:r>
-      <w:proofErr w:type="spellStart"/>
-      <w:r>
-        <w:rPr>
-          <w:rFonts w:ascii="Times" w:hAnsi="Times" w:cs="Times"/>
-          <w:b/>
-          <w:bCs/>
-          <w:sz w:val="20"/>
-          <w:szCs w:val="20"/>
-        </w:rPr>
-        <w:t>Room</w:t>
-      </w:r>
-      <w:proofErr w:type="spellEnd"/>
-      <w:r>
-        <w:rPr>
-          <w:rFonts w:ascii="Times" w:hAnsi="Times" w:cs="Times"/>
-          <w:b/>
-          <w:bCs/>
-          <w:sz w:val="20"/>
-          <w:szCs w:val="20"/>
-        </w:rPr>
-        <w:t xml:space="preserve"> </w:t>
-      </w:r>
-      <w:proofErr w:type="spellStart"/>
-      <w:r>
-        <w:rPr>
-          <w:rFonts w:ascii="Times" w:hAnsi="Times" w:cs="Times"/>
-          <w:b/>
-          <w:bCs/>
-          <w:sz w:val="20"/>
-          <w:szCs w:val="20"/>
-        </w:rPr>
-        <w:t>Reservation</w:t>
-      </w:r>
-      <w:proofErr w:type="spellEnd"/>
     </w:p>
     <w:p>
       <w:pPr>
@@ -6449,103 +5659,94 @@
           <w:bCs/>
           <w:sz w:val="20"/>
           <w:szCs w:val="20"/>
-          <w:lang w:val="en-US"/>
-        </w:rPr>
-      </w:pPr>
-    </w:p>
-    <w:p>
-      <w:pPr>
-        <w:rPr>
-          <w:rFonts w:ascii="Times" w:hAnsi="Times" w:cs="Times"/>
-          <w:b/>
-          <w:bCs/>
-          <w:sz w:val="20"/>
-          <w:szCs w:val="20"/>
-          <w:lang w:val="en-US"/>
-        </w:rPr>
-      </w:pPr>
-    </w:p>
-    <w:p>
-      <w:pPr>
-        <w:rPr>
-          <w:rFonts w:ascii="Times" w:hAnsi="Times" w:cs="Times"/>
-          <w:b/>
-          <w:bCs/>
-          <w:sz w:val="20"/>
-          <w:szCs w:val="20"/>
-          <w:lang w:val="en-US"/>
-        </w:rPr>
-      </w:pPr>
-    </w:p>
-    <w:p>
-      <w:pPr>
-        <w:rPr>
-          <w:rFonts w:ascii="Times" w:hAnsi="Times" w:cs="Times"/>
-          <w:b/>
-          <w:bCs/>
-          <w:sz w:val="20"/>
-          <w:szCs w:val="20"/>
-          <w:lang w:val="en-US"/>
-        </w:rPr>
-      </w:pPr>
-    </w:p>
-    <w:p>
-      <w:pPr>
-        <w:rPr>
-          <w:rFonts w:ascii="Times" w:hAnsi="Times" w:cs="Times"/>
-          <w:b/>
-          <w:bCs/>
-          <w:sz w:val="20"/>
-          <w:szCs w:val="20"/>
-          <w:lang w:val="en-US"/>
-        </w:rPr>
-      </w:pPr>
-    </w:p>
-    <w:p>
-      <w:pPr>
-        <w:rPr>
-          <w:rFonts w:ascii="Times" w:hAnsi="Times" w:cs="Times"/>
-          <w:b/>
-          <w:bCs/>
-          <w:sz w:val="20"/>
-          <w:szCs w:val="20"/>
-          <w:lang w:val="en-US"/>
-        </w:rPr>
-      </w:pPr>
-    </w:p>
-    <w:p>
-      <w:pPr>
-        <w:rPr>
-          <w:rFonts w:ascii="Times" w:hAnsi="Times" w:cs="Times"/>
-          <w:b/>
-          <w:bCs/>
-          <w:sz w:val="20"/>
-          <w:szCs w:val="20"/>
-          <w:lang w:val="en-US"/>
-        </w:rPr>
-      </w:pPr>
-    </w:p>
-    <w:p>
-      <w:pPr>
-        <w:rPr>
-          <w:rFonts w:ascii="Times" w:hAnsi="Times" w:cs="Times"/>
-          <w:b/>
-          <w:bCs/>
-          <w:sz w:val="20"/>
-          <w:szCs w:val="20"/>
-          <w:lang w:val="en-US"/>
-        </w:rPr>
-      </w:pPr>
-    </w:p>
-    <w:p>
-      <w:pPr>
-        <w:rPr>
-          <w:rFonts w:ascii="Times" w:hAnsi="Times" w:cs="Times"/>
-          <w:b/>
-          <w:bCs/>
-          <w:sz w:val="20"/>
-          <w:szCs w:val="20"/>
-          <w:lang w:val="en-US"/>
+        </w:rPr>
+      </w:pPr>
+    </w:p>
+    <w:p>
+      <w:pPr>
+        <w:rPr>
+          <w:rFonts w:ascii="Times" w:hAnsi="Times" w:cs="Times"/>
+          <w:b/>
+          <w:bCs/>
+          <w:sz w:val="20"/>
+          <w:szCs w:val="20"/>
+        </w:rPr>
+      </w:pPr>
+    </w:p>
+    <w:p>
+      <w:pPr>
+        <w:rPr>
+          <w:rFonts w:ascii="Times" w:hAnsi="Times" w:cs="Times"/>
+          <w:b/>
+          <w:bCs/>
+          <w:sz w:val="20"/>
+          <w:szCs w:val="20"/>
+        </w:rPr>
+      </w:pPr>
+    </w:p>
+    <w:p>
+      <w:pPr>
+        <w:rPr>
+          <w:rFonts w:ascii="Times" w:hAnsi="Times" w:cs="Times"/>
+          <w:b/>
+          <w:bCs/>
+          <w:sz w:val="20"/>
+          <w:szCs w:val="20"/>
+        </w:rPr>
+      </w:pPr>
+    </w:p>
+    <w:p>
+      <w:pPr>
+        <w:rPr>
+          <w:rFonts w:ascii="Times" w:hAnsi="Times" w:cs="Times"/>
+          <w:b/>
+          <w:bCs/>
+          <w:sz w:val="20"/>
+          <w:szCs w:val="20"/>
+        </w:rPr>
+      </w:pPr>
+    </w:p>
+    <w:p>
+      <w:pPr>
+        <w:rPr>
+          <w:rFonts w:ascii="Times" w:hAnsi="Times" w:cs="Times"/>
+          <w:b/>
+          <w:bCs/>
+          <w:sz w:val="20"/>
+          <w:szCs w:val="20"/>
+        </w:rPr>
+      </w:pPr>
+    </w:p>
+    <w:p>
+      <w:pPr>
+        <w:rPr>
+          <w:rFonts w:ascii="Times" w:hAnsi="Times" w:cs="Times"/>
+          <w:b/>
+          <w:bCs/>
+          <w:sz w:val="20"/>
+          <w:szCs w:val="20"/>
+        </w:rPr>
+      </w:pPr>
+    </w:p>
+    <w:p>
+      <w:pPr>
+        <w:rPr>
+          <w:rFonts w:ascii="Times" w:hAnsi="Times" w:cs="Times"/>
+          <w:b/>
+          <w:bCs/>
+          <w:sz w:val="20"/>
+          <w:szCs w:val="20"/>
+        </w:rPr>
+      </w:pPr>
+    </w:p>
+    <w:p>
+      <w:pPr>
+        <w:rPr>
+          <w:rFonts w:ascii="Times" w:hAnsi="Times" w:cs="Times"/>
+          <w:b/>
+          <w:bCs/>
+          <w:sz w:val="20"/>
+          <w:szCs w:val="20"/>
         </w:rPr>
       </w:pPr>
     </w:p>
@@ -6700,7 +5901,6 @@
                 <w:szCs w:val="18"/>
               </w:rPr>
             </w:pPr>
-            <w:proofErr w:type="spellStart"/>
             <w:r>
               <w:rPr>
                 <w:rFonts w:ascii="Times" w:hAnsi="Times" w:cs="Times"/>
@@ -6709,7 +5909,6 @@
               </w:rPr>
               <w:t>Description</w:t>
             </w:r>
-            <w:proofErr w:type="spellEnd"/>
           </w:p>
         </w:tc>
         <w:tc>
@@ -6768,7 +5967,6 @@
                 <w:szCs w:val="18"/>
               </w:rPr>
             </w:pPr>
-            <w:proofErr w:type="spellStart"/>
             <w:r>
               <w:rPr>
                 <w:rFonts w:ascii="Times" w:hAnsi="Times" w:cs="Times"/>
@@ -6777,7 +5975,6 @@
               </w:rPr>
               <w:t>Pre-condition</w:t>
             </w:r>
-            <w:proofErr w:type="spellEnd"/>
           </w:p>
           <w:p>
             <w:pPr>
@@ -6938,7 +6135,6 @@
                 <w:szCs w:val="18"/>
               </w:rPr>
             </w:pPr>
-            <w:proofErr w:type="spellStart"/>
             <w:r>
               <w:rPr>
                 <w:rFonts w:ascii="Times" w:hAnsi="Times" w:cs="Times"/>
@@ -6947,7 +6143,6 @@
               </w:rPr>
               <w:t>Post-condition</w:t>
             </w:r>
-            <w:proofErr w:type="spellEnd"/>
           </w:p>
           <w:p>
             <w:pPr>
@@ -7033,18 +6228,8 @@
                 <w:sz w:val="18"/>
                 <w:szCs w:val="18"/>
               </w:rPr>
-              <w:t xml:space="preserve">Basic </w:t>
-            </w:r>
-            <w:proofErr w:type="spellStart"/>
-            <w:r>
-              <w:rPr>
-                <w:rFonts w:ascii="Times" w:hAnsi="Times" w:cs="Times"/>
-                <w:sz w:val="18"/>
-                <w:szCs w:val="18"/>
-              </w:rPr>
-              <w:t>path</w:t>
-            </w:r>
-            <w:proofErr w:type="spellEnd"/>
+              <w:t>Basic path</w:t>
+            </w:r>
           </w:p>
           <w:p>
             <w:pPr>
@@ -7286,34 +6471,14 @@
                 <w:szCs w:val="18"/>
               </w:rPr>
             </w:pPr>
-            <w:proofErr w:type="spellStart"/>
-            <w:r>
-              <w:rPr>
-                <w:rFonts w:ascii="Times" w:hAnsi="Times" w:cs="Times"/>
-                <w:sz w:val="18"/>
-                <w:szCs w:val="18"/>
-              </w:rPr>
-              <w:t>Alternative</w:t>
-            </w:r>
-            <w:proofErr w:type="spellEnd"/>
-            <w:r>
-              <w:rPr>
-                <w:rFonts w:ascii="Times" w:hAnsi="Times" w:cs="Times"/>
-                <w:sz w:val="18"/>
-                <w:szCs w:val="18"/>
-              </w:rPr>
-              <w:t xml:space="preserve"> </w:t>
-            </w:r>
-            <w:proofErr w:type="spellStart"/>
-            <w:r>
-              <w:rPr>
-                <w:rFonts w:ascii="Times" w:hAnsi="Times" w:cs="Times"/>
-                <w:sz w:val="18"/>
-                <w:szCs w:val="18"/>
-              </w:rPr>
-              <w:t>path</w:t>
-            </w:r>
-            <w:proofErr w:type="spellEnd"/>
+            <w:r>
+              <w:rPr>
+                <w:rFonts w:ascii="Times" w:hAnsi="Times" w:cs="Times"/>
+                <w:sz w:val="18"/>
+                <w:szCs w:val="18"/>
+              </w:rPr>
+              <w:t>Alternative path</w:t>
+            </w:r>
           </w:p>
         </w:tc>
         <w:tc>
@@ -7878,15 +7043,13 @@
                 <w:rFonts w:ascii="Times" w:hAnsi="Times" w:cs="Times"/>
                 <w:sz w:val="18"/>
                 <w:szCs w:val="18"/>
-                <w:lang w:val="en-US"/>
-              </w:rPr>
-            </w:pPr>
-            <w:r>
-              <w:rPr>
-                <w:rFonts w:ascii="Times" w:hAnsi="Times" w:cs="Times"/>
-                <w:sz w:val="18"/>
-                <w:szCs w:val="18"/>
-                <w:lang w:val="en-US"/>
+              </w:rPr>
+            </w:pPr>
+            <w:r>
+              <w:rPr>
+                <w:rFonts w:ascii="Times" w:hAnsi="Times" w:cs="Times"/>
+                <w:sz w:val="18"/>
+                <w:szCs w:val="18"/>
               </w:rPr>
               <w:t>The User writes the comment.</w:t>
             </w:r>
@@ -7926,15 +7089,13 @@
                 <w:rFonts w:ascii="Times" w:hAnsi="Times" w:cs="Times"/>
                 <w:sz w:val="18"/>
                 <w:szCs w:val="18"/>
-                <w:lang w:val="en-US"/>
-              </w:rPr>
-            </w:pPr>
-            <w:r>
-              <w:rPr>
-                <w:rFonts w:ascii="Times" w:hAnsi="Times" w:cs="Times"/>
-                <w:sz w:val="18"/>
-                <w:szCs w:val="18"/>
-                <w:lang w:val="en-US"/>
+              </w:rPr>
+            </w:pPr>
+            <w:r>
+              <w:rPr>
+                <w:rFonts w:ascii="Times" w:hAnsi="Times" w:cs="Times"/>
+                <w:sz w:val="18"/>
+                <w:szCs w:val="18"/>
               </w:rPr>
               <w:t>The User chooses to post the comment.</w:t>
             </w:r>
@@ -8411,8 +7572,83 @@
           <w:szCs w:val="18"/>
           <w:lang w:val="en-US"/>
         </w:rPr>
-        <w:t xml:space="preserve"> Console-based user interface</w:t>
+        <w:t xml:space="preserve"> </w:t>
       </w:r>
+    </w:p>
+    <w:p>
+      <w:pPr>
+        <w:pStyle w:val="PargrafodaLista"/>
+        <w:spacing w:before="100" w:beforeAutospacing="1" w:after="100" w:afterAutospacing="1" w:line="240" w:lineRule="auto"/>
+        <w:rPr>
+          <w:rFonts w:ascii="Times" w:hAnsi="Times" w:cs="Times"/>
+          <w:sz w:val="18"/>
+          <w:szCs w:val="18"/>
+          <w:lang w:val="en-US"/>
+        </w:rPr>
+      </w:pPr>
+    </w:p>
+    <w:p>
+      <w:pPr>
+        <w:pStyle w:val="PargrafodaLista"/>
+        <w:numPr>
+          <w:ilvl w:val="0"/>
+          <w:numId w:val="19"/>
+        </w:numPr>
+        <w:spacing w:before="100" w:beforeAutospacing="1" w:after="100" w:afterAutospacing="1" w:line="240" w:lineRule="auto"/>
+        <w:rPr>
+          <w:rFonts w:ascii="Times" w:hAnsi="Times" w:cs="Times"/>
+          <w:sz w:val="18"/>
+          <w:szCs w:val="18"/>
+          <w:lang w:val="en-US"/>
+        </w:rPr>
+      </w:pPr>
+      <w:r>
+        <w:rPr>
+          <w:rFonts w:ascii="Times" w:hAnsi="Times" w:cs="Times"/>
+          <w:sz w:val="18"/>
+          <w:szCs w:val="18"/>
+          <w:lang w:val="en-US"/>
+        </w:rPr>
+        <w:t>Console-based application</w:t>
+      </w:r>
+    </w:p>
+    <w:p>
+      <w:pPr>
+        <w:pStyle w:val="PargrafodaLista"/>
+        <w:numPr>
+          <w:ilvl w:val="0"/>
+          <w:numId w:val="19"/>
+        </w:numPr>
+        <w:spacing w:before="100" w:beforeAutospacing="1" w:after="100" w:afterAutospacing="1" w:line="240" w:lineRule="auto"/>
+        <w:rPr>
+          <w:rFonts w:ascii="Times" w:hAnsi="Times" w:cs="Times"/>
+          <w:sz w:val="18"/>
+          <w:szCs w:val="18"/>
+          <w:lang w:val="en-US"/>
+        </w:rPr>
+      </w:pPr>
+      <w:r>
+        <w:rPr>
+          <w:rFonts w:ascii="Times" w:hAnsi="Times" w:cs="Times"/>
+          <w:sz w:val="18"/>
+          <w:szCs w:val="18"/>
+          <w:lang w:val="en-US"/>
+        </w:rPr>
+        <w:t>Intuitive and simple to use</w:t>
+      </w:r>
+    </w:p>
+    <w:p>
+      <w:pPr>
+        <w:pStyle w:val="PargrafodaLista"/>
+        <w:spacing w:before="100" w:beforeAutospacing="1" w:after="100" w:afterAutospacing="1" w:line="240" w:lineRule="auto"/>
+        <w:ind w:left="1080"/>
+        <w:rPr>
+          <w:rFonts w:ascii="Times" w:hAnsi="Times" w:cs="Times"/>
+          <w:sz w:val="18"/>
+          <w:szCs w:val="18"/>
+          <w:lang w:val="en-US"/>
+        </w:rPr>
+      </w:pPr>
     </w:p>
     <w:p>
       <w:pPr>
@@ -8440,15 +7676,90 @@
         </w:rPr>
         <w:t>Reliability:</w:t>
       </w:r>
-      <w:r>
+    </w:p>
+    <w:p>
+      <w:pPr>
+        <w:pStyle w:val="PargrafodaLista"/>
+        <w:spacing w:before="100" w:beforeAutospacing="1" w:after="100" w:afterAutospacing="1" w:line="240" w:lineRule="auto"/>
         <w:rPr>
           <w:rFonts w:ascii="Times" w:hAnsi="Times" w:cs="Times"/>
           <w:sz w:val="18"/>
           <w:szCs w:val="18"/>
           <w:lang w:val="en-US"/>
         </w:rPr>
-        <w:t xml:space="preserve"> No</w:t>
+      </w:pPr>
+      <w:r>
+        <w:rPr>
+          <w:rFonts w:ascii="Times" w:hAnsi="Times" w:cs="Times"/>
+          <w:sz w:val="18"/>
+          <w:szCs w:val="18"/>
+          <w:lang w:val="en-US"/>
+        </w:rPr>
+        <w:t xml:space="preserve"> </w:t>
       </w:r>
+    </w:p>
+    <w:p>
+      <w:pPr>
+        <w:pStyle w:val="PargrafodaLista"/>
+        <w:numPr>
+          <w:ilvl w:val="0"/>
+          <w:numId w:val="19"/>
+        </w:numPr>
+        <w:spacing w:before="100" w:beforeAutospacing="1" w:after="100" w:afterAutospacing="1" w:line="240" w:lineRule="auto"/>
+        <w:rPr>
+          <w:rFonts w:ascii="Times" w:hAnsi="Times" w:cs="Times"/>
+          <w:sz w:val="18"/>
+          <w:szCs w:val="18"/>
+          <w:lang w:val="en-US"/>
+        </w:rPr>
+      </w:pPr>
+      <w:r>
+        <w:rPr>
+          <w:rFonts w:ascii="Times" w:hAnsi="Times" w:cs="Times"/>
+          <w:sz w:val="18"/>
+          <w:szCs w:val="18"/>
+          <w:lang w:val="en-US"/>
+        </w:rPr>
+        <w:t>Validation of data and inputs</w:t>
+      </w:r>
+    </w:p>
+    <w:p>
+      <w:pPr>
+        <w:pStyle w:val="PargrafodaLista"/>
+        <w:numPr>
+          <w:ilvl w:val="0"/>
+          <w:numId w:val="19"/>
+        </w:numPr>
+        <w:spacing w:before="100" w:beforeAutospacing="1" w:after="100" w:afterAutospacing="1" w:line="240" w:lineRule="auto"/>
+        <w:rPr>
+          <w:rFonts w:ascii="Times" w:hAnsi="Times" w:cs="Times"/>
+          <w:sz w:val="18"/>
+          <w:szCs w:val="18"/>
+          <w:lang w:val="en-US"/>
+        </w:rPr>
+      </w:pPr>
+      <w:r>
+        <w:rPr>
+          <w:rFonts w:ascii="Times" w:hAnsi="Times" w:cs="Times"/>
+          <w:sz w:val="18"/>
+          <w:szCs w:val="18"/>
+          <w:lang w:val="en-US"/>
+        </w:rPr>
+        <w:t>Ability to change information</w:t>
+      </w:r>
+    </w:p>
+    <w:p>
+      <w:pPr>
+        <w:pStyle w:val="PargrafodaLista"/>
+        <w:spacing w:before="100" w:beforeAutospacing="1" w:after="100" w:afterAutospacing="1" w:line="240" w:lineRule="auto"/>
+        <w:ind w:left="1080"/>
+        <w:rPr>
+          <w:rFonts w:ascii="Times" w:hAnsi="Times" w:cs="Times"/>
+          <w:sz w:val="18"/>
+          <w:szCs w:val="18"/>
+          <w:lang w:val="en-US"/>
+        </w:rPr>
+      </w:pPr>
     </w:p>
     <w:p>
       <w:pPr>
@@ -8483,8 +7794,58 @@
           <w:szCs w:val="18"/>
           <w:lang w:val="en-US"/>
         </w:rPr>
-        <w:t xml:space="preserve"> No</w:t>
+        <w:t xml:space="preserve"> </w:t>
       </w:r>
+    </w:p>
+    <w:p>
+      <w:pPr>
+        <w:pStyle w:val="PargrafodaLista"/>
+        <w:spacing w:before="100" w:beforeAutospacing="1" w:after="100" w:afterAutospacing="1" w:line="240" w:lineRule="auto"/>
+        <w:rPr>
+          <w:rFonts w:ascii="Times" w:hAnsi="Times" w:cs="Times"/>
+          <w:sz w:val="18"/>
+          <w:szCs w:val="18"/>
+          <w:lang w:val="en-US"/>
+        </w:rPr>
+      </w:pPr>
+    </w:p>
+    <w:p>
+      <w:pPr>
+        <w:pStyle w:val="PargrafodaLista"/>
+        <w:numPr>
+          <w:ilvl w:val="0"/>
+          <w:numId w:val="19"/>
+        </w:numPr>
+        <w:spacing w:before="100" w:beforeAutospacing="1" w:after="100" w:afterAutospacing="1" w:line="240" w:lineRule="auto"/>
+        <w:rPr>
+          <w:rFonts w:ascii="Times" w:hAnsi="Times" w:cs="Times"/>
+          <w:sz w:val="18"/>
+          <w:szCs w:val="18"/>
+          <w:lang w:val="en-US"/>
+        </w:rPr>
+      </w:pPr>
+      <w:r>
+        <w:rPr>
+          <w:rFonts w:ascii="Times" w:hAnsi="Times" w:cs="Times"/>
+          <w:sz w:val="18"/>
+          <w:szCs w:val="18"/>
+          <w:lang w:val="en-US"/>
+        </w:rPr>
+        <w:t>Fast processing of information and feedback.</w:t>
+      </w:r>
+    </w:p>
+    <w:p>
+      <w:pPr>
+        <w:pStyle w:val="PargrafodaLista"/>
+        <w:spacing w:before="100" w:beforeAutospacing="1" w:after="100" w:afterAutospacing="1" w:line="240" w:lineRule="auto"/>
+        <w:ind w:left="1080"/>
+        <w:rPr>
+          <w:rFonts w:ascii="Times" w:hAnsi="Times" w:cs="Times"/>
+          <w:sz w:val="18"/>
+          <w:szCs w:val="18"/>
+          <w:lang w:val="en-US"/>
+        </w:rPr>
+      </w:pPr>
     </w:p>
     <w:p>
       <w:pPr>
@@ -8512,15 +7873,55 @@
         </w:rPr>
         <w:t>Supportability:</w:t>
       </w:r>
-      <w:r>
+    </w:p>
+    <w:p>
+      <w:pPr>
+        <w:pStyle w:val="PargrafodaLista"/>
+        <w:spacing w:before="100" w:beforeAutospacing="1" w:after="100" w:afterAutospacing="1" w:line="240" w:lineRule="auto"/>
         <w:rPr>
           <w:rFonts w:ascii="Times" w:hAnsi="Times" w:cs="Times"/>
           <w:sz w:val="18"/>
           <w:szCs w:val="18"/>
           <w:lang w:val="en-US"/>
         </w:rPr>
-        <w:t xml:space="preserve"> Huge amount of tests (unit tests)</w:t>
+      </w:pPr>
+    </w:p>
+    <w:p>
+      <w:pPr>
+        <w:pStyle w:val="PargrafodaLista"/>
+        <w:numPr>
+          <w:ilvl w:val="0"/>
+          <w:numId w:val="19"/>
+        </w:numPr>
+        <w:spacing w:before="100" w:beforeAutospacing="1" w:after="100" w:afterAutospacing="1" w:line="240" w:lineRule="auto"/>
+        <w:rPr>
+          <w:rFonts w:ascii="Times" w:hAnsi="Times" w:cs="Times"/>
+          <w:sz w:val="18"/>
+          <w:szCs w:val="18"/>
+          <w:lang w:val="en-US"/>
+        </w:rPr>
+      </w:pPr>
+      <w:r>
+        <w:rPr>
+          <w:rFonts w:ascii="Times" w:hAnsi="Times" w:cs="Times"/>
+          <w:sz w:val="18"/>
+          <w:szCs w:val="18"/>
+          <w:lang w:val="en-US"/>
+        </w:rPr>
+        <w:t xml:space="preserve">Consistent application tests and updates. </w:t>
       </w:r>
+    </w:p>
+    <w:p>
+      <w:pPr>
+        <w:pStyle w:val="PargrafodaLista"/>
+        <w:spacing w:before="100" w:beforeAutospacing="1" w:after="100" w:afterAutospacing="1" w:line="240" w:lineRule="auto"/>
+        <w:rPr>
+          <w:rFonts w:ascii="Times" w:hAnsi="Times" w:cs="Times"/>
+          <w:sz w:val="18"/>
+          <w:szCs w:val="18"/>
+          <w:lang w:val="en-US"/>
+        </w:rPr>
+      </w:pPr>
     </w:p>
     <w:p>
       <w:pPr>
@@ -8555,8 +7956,58 @@
           <w:szCs w:val="18"/>
           <w:lang w:val="en-US"/>
         </w:rPr>
-        <w:t xml:space="preserve"> Data persistent in binary files</w:t>
+        <w:t xml:space="preserve"> </w:t>
       </w:r>
+    </w:p>
+    <w:p>
+      <w:pPr>
+        <w:pStyle w:val="PargrafodaLista"/>
+        <w:spacing w:before="100" w:beforeAutospacing="1" w:after="100" w:afterAutospacing="1" w:line="240" w:lineRule="auto"/>
+        <w:rPr>
+          <w:rFonts w:ascii="Times" w:hAnsi="Times" w:cs="Times"/>
+          <w:sz w:val="18"/>
+          <w:szCs w:val="18"/>
+          <w:lang w:val="en-US"/>
+        </w:rPr>
+      </w:pPr>
+    </w:p>
+    <w:p>
+      <w:pPr>
+        <w:pStyle w:val="PargrafodaLista"/>
+        <w:numPr>
+          <w:ilvl w:val="0"/>
+          <w:numId w:val="19"/>
+        </w:numPr>
+        <w:spacing w:before="100" w:beforeAutospacing="1" w:after="100" w:afterAutospacing="1" w:line="240" w:lineRule="auto"/>
+        <w:rPr>
+          <w:rFonts w:ascii="Times" w:hAnsi="Times" w:cs="Times"/>
+          <w:sz w:val="18"/>
+          <w:szCs w:val="18"/>
+          <w:lang w:val="en-US"/>
+        </w:rPr>
+      </w:pPr>
+      <w:r>
+        <w:rPr>
+          <w:rFonts w:ascii="Times" w:hAnsi="Times" w:cs="Times"/>
+          <w:sz w:val="18"/>
+          <w:szCs w:val="18"/>
+          <w:lang w:val="en-US"/>
+        </w:rPr>
+        <w:t>Data persistent in binary files</w:t>
+      </w:r>
+    </w:p>
+    <w:p>
+      <w:pPr>
+        <w:pStyle w:val="PargrafodaLista"/>
+        <w:spacing w:before="100" w:beforeAutospacing="1" w:after="100" w:afterAutospacing="1" w:line="240" w:lineRule="auto"/>
+        <w:ind w:left="1080"/>
+        <w:rPr>
+          <w:rFonts w:ascii="Times" w:hAnsi="Times" w:cs="Times"/>
+          <w:sz w:val="18"/>
+          <w:szCs w:val="18"/>
+          <w:lang w:val="en-US"/>
+        </w:rPr>
+      </w:pPr>
     </w:p>
     <w:p>
       <w:pPr>
@@ -8591,8 +8042,46 @@
           <w:szCs w:val="18"/>
           <w:lang w:val="en-US"/>
         </w:rPr>
-        <w:t xml:space="preserve"> C++ Language</w:t>
+        <w:t xml:space="preserve"> </w:t>
       </w:r>
+    </w:p>
+    <w:p>
+      <w:pPr>
+        <w:pStyle w:val="PargrafodaLista"/>
+        <w:numPr>
+          <w:ilvl w:val="0"/>
+          <w:numId w:val="19"/>
+        </w:numPr>
+        <w:spacing w:before="100" w:beforeAutospacing="1" w:after="100" w:afterAutospacing="1" w:line="240" w:lineRule="auto"/>
+        <w:rPr>
+          <w:rFonts w:ascii="Times" w:hAnsi="Times" w:cs="Times"/>
+          <w:sz w:val="18"/>
+          <w:szCs w:val="18"/>
+          <w:lang w:val="en-US"/>
+        </w:rPr>
+      </w:pPr>
+      <w:r>
+        <w:rPr>
+          <w:rFonts w:ascii="Times" w:hAnsi="Times" w:cs="Times"/>
+          <w:sz w:val="18"/>
+          <w:szCs w:val="18"/>
+          <w:lang w:val="en-US"/>
+        </w:rPr>
+        <w:t>C++ Language</w:t>
+      </w:r>
+    </w:p>
+    <w:p>
+      <w:pPr>
+        <w:pStyle w:val="PargrafodaLista"/>
+        <w:spacing w:before="100" w:beforeAutospacing="1" w:after="100" w:afterAutospacing="1" w:line="240" w:lineRule="auto"/>
+        <w:ind w:left="1080"/>
+        <w:rPr>
+          <w:rFonts w:ascii="Times" w:hAnsi="Times" w:cs="Times"/>
+          <w:sz w:val="18"/>
+          <w:szCs w:val="18"/>
+          <w:lang w:val="en-US"/>
+        </w:rPr>
+      </w:pPr>
     </w:p>
     <w:p>
       <w:pPr>
@@ -8627,8 +8116,99 @@
           <w:szCs w:val="18"/>
           <w:lang w:val="en-US"/>
         </w:rPr>
-        <w:t xml:space="preserve"> No</w:t>
+        <w:t xml:space="preserve"> </w:t>
       </w:r>
+    </w:p>
+    <w:p>
+      <w:pPr>
+        <w:pStyle w:val="PargrafodaLista"/>
+        <w:spacing w:before="100" w:beforeAutospacing="1" w:after="100" w:afterAutospacing="1" w:line="240" w:lineRule="auto"/>
+        <w:rPr>
+          <w:rFonts w:ascii="Times" w:hAnsi="Times" w:cs="Times"/>
+          <w:sz w:val="18"/>
+          <w:szCs w:val="18"/>
+          <w:lang w:val="en-US"/>
+        </w:rPr>
+      </w:pPr>
+    </w:p>
+    <w:p>
+      <w:pPr>
+        <w:pStyle w:val="PargrafodaLista"/>
+        <w:numPr>
+          <w:ilvl w:val="0"/>
+          <w:numId w:val="19"/>
+        </w:numPr>
+        <w:spacing w:before="100" w:beforeAutospacing="1" w:after="100" w:afterAutospacing="1" w:line="240" w:lineRule="auto"/>
+        <w:rPr>
+          <w:rFonts w:ascii="Times" w:hAnsi="Times" w:cs="Times"/>
+          <w:sz w:val="18"/>
+          <w:szCs w:val="18"/>
+          <w:lang w:val="en-US"/>
+        </w:rPr>
+      </w:pPr>
+      <w:r>
+        <w:rPr>
+          <w:rFonts w:ascii="Times" w:hAnsi="Times" w:cs="Times"/>
+          <w:sz w:val="18"/>
+          <w:szCs w:val="18"/>
+          <w:lang w:val="en-US"/>
+        </w:rPr>
+        <w:t>No</w:t>
+      </w:r>
+    </w:p>
+    <w:p>
+      <w:pPr>
+        <w:spacing w:before="100" w:beforeAutospacing="1" w:after="100" w:afterAutospacing="1" w:line="240" w:lineRule="auto"/>
+        <w:rPr>
+          <w:rFonts w:ascii="Times" w:hAnsi="Times" w:cs="Times"/>
+          <w:sz w:val="18"/>
+          <w:szCs w:val="18"/>
+          <w:lang w:val="en-US"/>
+        </w:rPr>
+      </w:pPr>
+    </w:p>
+    <w:p>
+      <w:pPr>
+        <w:pStyle w:val="PargrafodaLista"/>
+        <w:numPr>
+          <w:ilvl w:val="0"/>
+          <w:numId w:val="13"/>
+        </w:numPr>
+        <w:spacing w:before="100" w:beforeAutospacing="1" w:after="100" w:afterAutospacing="1" w:line="240" w:lineRule="auto"/>
+        <w:rPr>
+          <w:rFonts w:ascii="Times" w:hAnsi="Times" w:cs="Times"/>
+          <w:b/>
+          <w:bCs/>
+          <w:sz w:val="18"/>
+          <w:szCs w:val="18"/>
+          <w:lang w:val="en-US"/>
+        </w:rPr>
+      </w:pPr>
+      <w:r>
+        <w:rPr>
+          <w:rFonts w:ascii="Times" w:hAnsi="Times" w:cs="Times"/>
+          <w:b/>
+          <w:bCs/>
+          <w:sz w:val="20"/>
+          <w:szCs w:val="20"/>
+          <w:lang w:val="en-US"/>
+        </w:rPr>
+        <w:t>References</w:t>
+      </w:r>
+    </w:p>
+    <w:p>
+      <w:pPr>
+        <w:pStyle w:val="PargrafodaLista"/>
+        <w:spacing w:before="100" w:beforeAutospacing="1" w:after="100" w:afterAutospacing="1" w:line="240" w:lineRule="auto"/>
+        <w:rPr>
+          <w:rFonts w:ascii="Times" w:hAnsi="Times" w:cs="Times"/>
+          <w:b/>
+          <w:bCs/>
+          <w:sz w:val="18"/>
+          <w:szCs w:val="18"/>
+          <w:lang w:val="en-US"/>
+        </w:rPr>
+      </w:pPr>
     </w:p>
     <w:p>
       <w:pPr>
@@ -9548,6 +9128,118 @@
     </w:lvl>
   </w:abstractNum>
   <w:abstractNum w:abstractNumId="8" w15:restartNumberingAfterBreak="0">
+    <w:nsid w:val="2D9B568A"/>
+    <w:multiLevelType w:val="hybridMultilevel"/>
+    <w:tmpl w:val="B0901D82"/>
+    <w:lvl w:ilvl="0" w:tplc="9E8C0C00">
+      <w:numFmt w:val="bullet"/>
+      <w:lvlText w:val="-"/>
+      <w:lvlJc w:val="left"/>
+      <w:pPr>
+        <w:ind w:left="1080" w:hanging="360"/>
+      </w:pPr>
+      <w:rPr>
+        <w:rFonts w:ascii="Times" w:eastAsiaTheme="minorHAnsi" w:hAnsi="Times" w:cs="Times" w:hint="default"/>
+      </w:rPr>
+    </w:lvl>
+    <w:lvl w:ilvl="1" w:tplc="08160003" w:tentative="1">
+      <w:start w:val="1"/>
+      <w:numFmt w:val="bullet"/>
+      <w:lvlText w:val="o"/>
+      <w:lvlJc w:val="left"/>
+      <w:pPr>
+        <w:ind w:left="1800" w:hanging="360"/>
+      </w:pPr>
+      <w:rPr>
+        <w:rFonts w:ascii="Courier New" w:hAnsi="Courier New" w:cs="Courier New" w:hint="default"/>
+      </w:rPr>
+    </w:lvl>
+    <w:lvl w:ilvl="2" w:tplc="08160005" w:tentative="1">
+      <w:start w:val="1"/>
+      <w:numFmt w:val="bullet"/>
+      <w:lvlText w:val=""/>
+      <w:lvlJc w:val="left"/>
+      <w:pPr>
+        <w:ind w:left="2520" w:hanging="360"/>
+      </w:pPr>
+      <w:rPr>
+        <w:rFonts w:ascii="Wingdings" w:hAnsi="Wingdings" w:hint="default"/>
+      </w:rPr>
+    </w:lvl>
+    <w:lvl w:ilvl="3" w:tplc="08160001" w:tentative="1">
+      <w:start w:val="1"/>
+      <w:numFmt w:val="bullet"/>
+      <w:lvlText w:val=""/>
+      <w:lvlJc w:val="left"/>
+      <w:pPr>
+        <w:ind w:left="3240" w:hanging="360"/>
+      </w:pPr>
+      <w:rPr>
+        <w:rFonts w:ascii="Symbol" w:hAnsi="Symbol" w:hint="default"/>
+      </w:rPr>
+    </w:lvl>
+    <w:lvl w:ilvl="4" w:tplc="08160003" w:tentative="1">
+      <w:start w:val="1"/>
+      <w:numFmt w:val="bullet"/>
+      <w:lvlText w:val="o"/>
+      <w:lvlJc w:val="left"/>
+      <w:pPr>
+        <w:ind w:left="3960" w:hanging="360"/>
+      </w:pPr>
+      <w:rPr>
+        <w:rFonts w:ascii="Courier New" w:hAnsi="Courier New" w:cs="Courier New" w:hint="default"/>
+      </w:rPr>
+    </w:lvl>
+    <w:lvl w:ilvl="5" w:tplc="08160005" w:tentative="1">
+      <w:start w:val="1"/>
+      <w:numFmt w:val="bullet"/>
+      <w:lvlText w:val=""/>
+      <w:lvlJc w:val="left"/>
+      <w:pPr>
+        <w:ind w:left="4680" w:hanging="360"/>
+      </w:pPr>
+      <w:rPr>
+        <w:rFonts w:ascii="Wingdings" w:hAnsi="Wingdings" w:hint="default"/>
+      </w:rPr>
+    </w:lvl>
+    <w:lvl w:ilvl="6" w:tplc="08160001" w:tentative="1">
+      <w:start w:val="1"/>
+      <w:numFmt w:val="bullet"/>
+      <w:lvlText w:val=""/>
+      <w:lvlJc w:val="left"/>
+      <w:pPr>
+        <w:ind w:left="5400" w:hanging="360"/>
+      </w:pPr>
+      <w:rPr>
+        <w:rFonts w:ascii="Symbol" w:hAnsi="Symbol" w:hint="default"/>
+      </w:rPr>
+    </w:lvl>
+    <w:lvl w:ilvl="7" w:tplc="08160003" w:tentative="1">
+      <w:start w:val="1"/>
+      <w:numFmt w:val="bullet"/>
+      <w:lvlText w:val="o"/>
+      <w:lvlJc w:val="left"/>
+      <w:pPr>
+        <w:ind w:left="6120" w:hanging="360"/>
+      </w:pPr>
+      <w:rPr>
+        <w:rFonts w:ascii="Courier New" w:hAnsi="Courier New" w:cs="Courier New" w:hint="default"/>
+      </w:rPr>
+    </w:lvl>
+    <w:lvl w:ilvl="8" w:tplc="08160005" w:tentative="1">
+      <w:start w:val="1"/>
+      <w:numFmt w:val="bullet"/>
+      <w:lvlText w:val=""/>
+      <w:lvlJc w:val="left"/>
+      <w:pPr>
+        <w:ind w:left="6840" w:hanging="360"/>
+      </w:pPr>
+      <w:rPr>
+        <w:rFonts w:ascii="Wingdings" w:hAnsi="Wingdings" w:hint="default"/>
+      </w:rPr>
+    </w:lvl>
+  </w:abstractNum>
+  <w:abstractNum w:abstractNumId="9" w15:restartNumberingAfterBreak="0">
     <w:nsid w:val="333D7858"/>
     <w:multiLevelType w:val="hybridMultilevel"/>
     <w:tmpl w:val="A8A41358"/>
@@ -9636,7 +9328,7 @@
       </w:pPr>
     </w:lvl>
   </w:abstractNum>
-  <w:abstractNum w:abstractNumId="9" w15:restartNumberingAfterBreak="0">
+  <w:abstractNum w:abstractNumId="10" w15:restartNumberingAfterBreak="0">
     <w:nsid w:val="4D3666A9"/>
     <w:multiLevelType w:val="multilevel"/>
     <w:tmpl w:val="5F966904"/>
@@ -9785,7 +9477,7 @@
       </w:rPr>
     </w:lvl>
   </w:abstractNum>
-  <w:abstractNum w:abstractNumId="10" w15:restartNumberingAfterBreak="0">
+  <w:abstractNum w:abstractNumId="11" w15:restartNumberingAfterBreak="0">
     <w:nsid w:val="520E2608"/>
     <w:multiLevelType w:val="hybridMultilevel"/>
     <w:tmpl w:val="ECA05F1A"/>
@@ -9898,7 +9590,7 @@
       </w:rPr>
     </w:lvl>
   </w:abstractNum>
-  <w:abstractNum w:abstractNumId="11" w15:restartNumberingAfterBreak="0">
+  <w:abstractNum w:abstractNumId="12" w15:restartNumberingAfterBreak="0">
     <w:nsid w:val="5EAC2ACA"/>
     <w:multiLevelType w:val="multilevel"/>
     <w:tmpl w:val="7298A794"/>
@@ -10019,7 +9711,7 @@
       </w:rPr>
     </w:lvl>
   </w:abstractNum>
-  <w:abstractNum w:abstractNumId="12" w15:restartNumberingAfterBreak="0">
+  <w:abstractNum w:abstractNumId="13" w15:restartNumberingAfterBreak="0">
     <w:nsid w:val="604053D2"/>
     <w:multiLevelType w:val="hybridMultilevel"/>
     <w:tmpl w:val="CED672E6"/>
@@ -10108,7 +9800,7 @@
       </w:pPr>
     </w:lvl>
   </w:abstractNum>
-  <w:abstractNum w:abstractNumId="13" w15:restartNumberingAfterBreak="0">
+  <w:abstractNum w:abstractNumId="14" w15:restartNumberingAfterBreak="0">
     <w:nsid w:val="69110A5B"/>
     <w:multiLevelType w:val="multilevel"/>
     <w:tmpl w:val="40EACEFA"/>
@@ -10257,7 +9949,7 @@
       </w:rPr>
     </w:lvl>
   </w:abstractNum>
-  <w:abstractNum w:abstractNumId="14" w15:restartNumberingAfterBreak="0">
+  <w:abstractNum w:abstractNumId="15" w15:restartNumberingAfterBreak="0">
     <w:nsid w:val="6BC657F5"/>
     <w:multiLevelType w:val="multilevel"/>
     <w:tmpl w:val="E5744EB0"/>
@@ -10406,7 +10098,7 @@
       </w:rPr>
     </w:lvl>
   </w:abstractNum>
-  <w:abstractNum w:abstractNumId="15" w15:restartNumberingAfterBreak="0">
+  <w:abstractNum w:abstractNumId="16" w15:restartNumberingAfterBreak="0">
     <w:nsid w:val="6D407983"/>
     <w:multiLevelType w:val="hybridMultilevel"/>
     <w:tmpl w:val="DCA41DE6"/>
@@ -10519,7 +10211,7 @@
       </w:rPr>
     </w:lvl>
   </w:abstractNum>
-  <w:abstractNum w:abstractNumId="16" w15:restartNumberingAfterBreak="0">
+  <w:abstractNum w:abstractNumId="17" w15:restartNumberingAfterBreak="0">
     <w:nsid w:val="742802BB"/>
     <w:multiLevelType w:val="hybridMultilevel"/>
     <w:tmpl w:val="226CFA7A"/>
@@ -10605,7 +10297,7 @@
       </w:pPr>
     </w:lvl>
   </w:abstractNum>
-  <w:abstractNum w:abstractNumId="17" w15:restartNumberingAfterBreak="0">
+  <w:abstractNum w:abstractNumId="18" w15:restartNumberingAfterBreak="0">
     <w:nsid w:val="7B554323"/>
     <w:multiLevelType w:val="hybridMultilevel"/>
     <w:tmpl w:val="AC80488E"/>
@@ -10719,16 +10411,16 @@
     </w:lvl>
   </w:abstractNum>
   <w:num w:numId="1" w16cid:durableId="523596830">
-    <w:abstractNumId w:val="15"/>
+    <w:abstractNumId w:val="16"/>
   </w:num>
   <w:num w:numId="2" w16cid:durableId="356194810">
-    <w:abstractNumId w:val="9"/>
+    <w:abstractNumId w:val="10"/>
   </w:num>
   <w:num w:numId="3" w16cid:durableId="799302008">
     <w:abstractNumId w:val="1"/>
   </w:num>
   <w:num w:numId="4" w16cid:durableId="904605821">
-    <w:abstractNumId w:val="14"/>
+    <w:abstractNumId w:val="15"/>
   </w:num>
   <w:num w:numId="5" w16cid:durableId="1666516527">
     <w:abstractNumId w:val="3"/>
@@ -10737,13 +10429,13 @@
     <w:abstractNumId w:val="4"/>
   </w:num>
   <w:num w:numId="7" w16cid:durableId="1590889157">
-    <w:abstractNumId w:val="12"/>
+    <w:abstractNumId w:val="13"/>
   </w:num>
   <w:num w:numId="8" w16cid:durableId="955985083">
     <w:abstractNumId w:val="5"/>
   </w:num>
   <w:num w:numId="9" w16cid:durableId="952201328">
-    <w:abstractNumId w:val="8"/>
+    <w:abstractNumId w:val="9"/>
   </w:num>
   <w:num w:numId="10" w16cid:durableId="711929704">
     <w:abstractNumId w:val="0"/>
@@ -10752,10 +10444,10 @@
     <w:abstractNumId w:val="2"/>
   </w:num>
   <w:num w:numId="12" w16cid:durableId="2137336280">
-    <w:abstractNumId w:val="16"/>
+    <w:abstractNumId w:val="17"/>
   </w:num>
   <w:num w:numId="13" w16cid:durableId="453714084">
-    <w:abstractNumId w:val="11"/>
+    <w:abstractNumId w:val="12"/>
   </w:num>
   <w:num w:numId="14" w16cid:durableId="1936983463">
     <w:abstractNumId w:val="7"/>
@@ -10788,16 +10480,19 @@
     </w:lvlOverride>
   </w:num>
   <w:num w:numId="15" w16cid:durableId="1144353094">
-    <w:abstractNumId w:val="13"/>
+    <w:abstractNumId w:val="14"/>
   </w:num>
   <w:num w:numId="16" w16cid:durableId="1654406871">
     <w:abstractNumId w:val="6"/>
   </w:num>
   <w:num w:numId="17" w16cid:durableId="1021512319">
-    <w:abstractNumId w:val="10"/>
+    <w:abstractNumId w:val="11"/>
   </w:num>
   <w:num w:numId="18" w16cid:durableId="1155141865">
-    <w:abstractNumId w:val="17"/>
+    <w:abstractNumId w:val="18"/>
+  </w:num>
+  <w:num w:numId="19" w16cid:durableId="965963725">
+    <w:abstractNumId w:val="8"/>
   </w:num>
 </w:numbering>
 </file>
